--- a/flow/20230914_vu_template/drafts/2024-06-g/01-СБ-Юстина мч..docx
+++ b/flow/20230914_vu_template/drafts/2024-06-g/01-СБ-Юстина мч..docx
@@ -5698,6 +5698,7 @@
     <w:p>
       <w:pPr>
         <w:pStyle w:val="a"/>
+        <w:spacing w:after="160"/>
       </w:pPr>
       <w:r>
         <w:rPr>
@@ -11024,6 +11025,7 @@
     <w:p>
       <w:pPr>
         <w:pStyle w:val="a"/>
+        <w:spacing w:after="160"/>
       </w:pPr>
       <w:r>
         <w:rPr>
@@ -11056,6 +11058,15 @@
           <w:sz w:val="24"/>
         </w:rPr>
         <w:t xml:space="preserve"> своїх прийняли вінець нетлінний від Тебе, Бога нашого,* мавши бо кріпость Твою, вони мучителів подолали,* сокрушили і демонів зухвальства безсильні.* Їх молитвами спаси душі наші.</w:t>
+      </w:r>
+      <w:r>
+        <w:rPr>
+          <w:rFonts w:ascii="Times New Roman" w:hAnsi="Times New Roman"/>
+          <w:i/>
+          <w:color w:val="FF4400"/>
+          <w:sz w:val="24"/>
+        </w:rPr>
+        <w:t xml:space="preserve"> (2 р.)</w:t>
       </w:r>
     </w:p>
     <w:p>
@@ -12507,47 +12518,2389 @@
     </w:p>
     <w:p>
       <w:pPr>
-        <w:spacing w:after="120" w:lineRule="auto"/>
-        <w:jc w:val="both"/>
-        <w:rPr>
-          <w:rFonts w:ascii="Times New Roman" w:cs="Times New Roman" w:eastAsia="Times New Roman" w:hAnsi="Times New Roman"/>
-          <w:color w:val="ff0000"/>
-          <w:sz w:val="24"/>
-          <w:szCs w:val="24"/>
-        </w:rPr>
-      </w:pPr>
-      <w:r>
-        <w:rPr>
-          <w:rFonts w:ascii="Times New Roman" w:cs="Times New Roman" w:eastAsia="Times New Roman" w:hAnsi="Times New Roman"/>
-          <w:color w:val="ff0000"/>
-          <w:sz w:val="24"/>
-          <w:szCs w:val="24"/>
-          <w:highlight w:val="yellow"/>
-          <w:rtl w:val="0"/>
-        </w:rPr>
-        <w:t xml:space="preserve">ВСТИВИТИ КАНОН</w:t>
-      </w:r>
-      <w:r>
-        <w:rPr>
-          <w:rtl w:val="0"/>
-        </w:rPr>
-      </w:r>
-    </w:p>
-    <w:p>
-      <w:pPr>
-        <w:spacing w:after="120" w:lineRule="auto"/>
-        <w:jc w:val="both"/>
-        <w:rPr>
-          <w:rFonts w:ascii="Times New Roman" w:cs="Times New Roman" w:eastAsia="Times New Roman" w:hAnsi="Times New Roman"/>
-          <w:color w:val="ff0000"/>
-          <w:sz w:val="24"/>
-          <w:szCs w:val="24"/>
-        </w:rPr>
-      </w:pPr>
-      <w:r>
-        <w:rPr>
-          <w:rtl w:val="0"/>
-        </w:rPr>
+        <w:pStyle w:val="Heading3"/>
+        <w:spacing w:after="120"/>
+        <w:jc w:val="center"/>
+      </w:pPr>
+      <w:r>
+        <w:rPr>
+          <w:rFonts w:ascii="Times New Roman" w:hAnsi="Times New Roman"/>
+          <w:i/>
+          <w:color w:val="FF0000"/>
+          <w:sz w:val="24"/>
+        </w:rPr>
+        <w:t>Пісня 1</w:t>
+      </w:r>
+    </w:p>
+    <w:p>
+      <w:pPr>
+        <w:pStyle w:val="a"/>
+        <w:spacing w:after="120"/>
+      </w:pPr>
+      <w:r>
+        <w:rPr>
+          <w:rFonts w:ascii="Times New Roman" w:hAnsi="Times New Roman"/>
+          <w:b/>
+          <w:i/>
+          <w:color w:val="FF0000"/>
+          <w:sz w:val="24"/>
+        </w:rPr>
+        <w:t>Ірмос (г. 8):</w:t>
+      </w:r>
+      <w:r>
+        <w:rPr>
+          <w:rFonts w:ascii="Times New Roman" w:hAnsi="Times New Roman"/>
+          <w:b/>
+          <w:color w:val="000000"/>
+          <w:sz w:val="24"/>
+        </w:rPr>
+        <w:t xml:space="preserve"> Співаємо Господеві, який провів людей Своїх крізь Червоне море, як єдиний славно прославився.</w:t>
+      </w:r>
+    </w:p>
+    <w:p>
+      <w:pPr>
+        <w:pStyle w:val="a"/>
+        <w:spacing w:after="120"/>
+      </w:pPr>
+      <w:r>
+        <w:rPr>
+          <w:rFonts w:ascii="Times New Roman" w:hAnsi="Times New Roman"/>
+          <w:i/>
+          <w:color w:val="FF0000"/>
+          <w:sz w:val="24"/>
+        </w:rPr>
+        <w:t xml:space="preserve">Стих: </w:t>
+      </w:r>
+      <w:r>
+        <w:rPr>
+          <w:rFonts w:ascii="Times New Roman" w:hAnsi="Times New Roman"/>
+          <w:sz w:val="24"/>
+          <w:u w:val="single"/>
+        </w:rPr>
+        <w:t>Усі святі, моліть Бога за нас.</w:t>
+      </w:r>
+    </w:p>
+    <w:p>
+      <w:pPr>
+        <w:pStyle w:val="a"/>
+        <w:spacing w:after="120"/>
+      </w:pPr>
+      <w:r>
+        <w:rPr>
+          <w:rFonts w:ascii="Times New Roman" w:hAnsi="Times New Roman"/>
+          <w:color w:val="000000"/>
+          <w:sz w:val="24"/>
+        </w:rPr>
+        <w:t>Мужні страстотерпці Христові, ви явилися бісером, що прикрашає вінець Церкви.</w:t>
+      </w:r>
+    </w:p>
+    <w:p>
+      <w:pPr>
+        <w:pStyle w:val="a"/>
+        <w:spacing w:after="120"/>
+      </w:pPr>
+      <w:r>
+        <w:rPr>
+          <w:rFonts w:ascii="Times New Roman" w:hAnsi="Times New Roman"/>
+          <w:i/>
+          <w:color w:val="FF0000"/>
+          <w:sz w:val="24"/>
+        </w:rPr>
+        <w:t xml:space="preserve">Стих: </w:t>
+      </w:r>
+      <w:r>
+        <w:rPr>
+          <w:rFonts w:ascii="Times New Roman" w:hAnsi="Times New Roman"/>
+          <w:sz w:val="24"/>
+          <w:u w:val="single"/>
+        </w:rPr>
+        <w:t>Усі святі, моліть Бога за нас.</w:t>
+      </w:r>
+    </w:p>
+    <w:p>
+      <w:pPr>
+        <w:pStyle w:val="a"/>
+        <w:spacing w:after="120"/>
+      </w:pPr>
+      <w:r>
+        <w:rPr>
+          <w:rFonts w:ascii="Times New Roman" w:hAnsi="Times New Roman"/>
+          <w:color w:val="000000"/>
+          <w:sz w:val="24"/>
+        </w:rPr>
+        <w:t>Премудрі святителі, ви осяяли догмати чеснотами божественної світлості і серця вірних просвітили.</w:t>
+      </w:r>
+    </w:p>
+    <w:p>
+      <w:pPr>
+        <w:pStyle w:val="a"/>
+        <w:spacing w:after="120"/>
+      </w:pPr>
+      <w:r>
+        <w:rPr>
+          <w:rFonts w:ascii="Times New Roman" w:hAnsi="Times New Roman"/>
+          <w:i/>
+          <w:color w:val="FF0000"/>
+          <w:sz w:val="24"/>
+        </w:rPr>
+        <w:t xml:space="preserve">Стих: </w:t>
+      </w:r>
+      <w:r>
+        <w:rPr>
+          <w:rFonts w:ascii="Times New Roman" w:hAnsi="Times New Roman"/>
+          <w:sz w:val="24"/>
+          <w:u w:val="single"/>
+        </w:rPr>
+        <w:t>Усі святі, моліть Бога за нас.</w:t>
+      </w:r>
+    </w:p>
+    <w:p>
+      <w:pPr>
+        <w:pStyle w:val="a"/>
+        <w:spacing w:after="120"/>
+      </w:pPr>
+      <w:r>
+        <w:rPr>
+          <w:rFonts w:ascii="Times New Roman" w:hAnsi="Times New Roman"/>
+          <w:color w:val="000000"/>
+          <w:sz w:val="24"/>
+        </w:rPr>
+        <w:t>Тебе, Слове, дивного у пророках і преподобних, молимо: їхніми молитвами спаси нас.</w:t>
+      </w:r>
+    </w:p>
+    <w:p>
+      <w:pPr>
+        <w:pStyle w:val="a"/>
+        <w:spacing w:after="120"/>
+      </w:pPr>
+      <w:r>
+        <w:rPr>
+          <w:rFonts w:ascii="Times New Roman" w:hAnsi="Times New Roman"/>
+          <w:b/>
+          <w:sz w:val="24"/>
+        </w:rPr>
+        <w:t>Слава:</w:t>
+      </w:r>
+      <w:r>
+        <w:rPr>
+          <w:rFonts w:ascii="Times New Roman" w:hAnsi="Times New Roman"/>
+          <w:sz w:val="24"/>
+        </w:rPr>
+        <w:t xml:space="preserve"> </w:t>
+      </w:r>
+      <w:r>
+        <w:rPr>
+          <w:rFonts w:ascii="Times New Roman" w:hAnsi="Times New Roman"/>
+          <w:i/>
+          <w:color w:val="FF0000"/>
+          <w:sz w:val="24"/>
+        </w:rPr>
+        <w:t xml:space="preserve">Померлим: </w:t>
+      </w:r>
+      <w:r>
+        <w:rPr>
+          <w:rFonts w:ascii="Times New Roman" w:hAnsi="Times New Roman"/>
+          <w:color w:val="000000"/>
+          <w:sz w:val="24"/>
+        </w:rPr>
+        <w:t>Коли Ти, Слове, прийдеш учинити праведний суд, їхніми молитвами не засуди і спаси нас.</w:t>
+      </w:r>
+    </w:p>
+    <w:p>
+      <w:pPr>
+        <w:pStyle w:val="a"/>
+        <w:spacing w:after="120"/>
+      </w:pPr>
+      <w:r>
+        <w:rPr>
+          <w:rFonts w:ascii="Times New Roman" w:hAnsi="Times New Roman"/>
+          <w:b/>
+          <w:sz w:val="24"/>
+        </w:rPr>
+        <w:t>І нині:</w:t>
+      </w:r>
+      <w:r>
+        <w:rPr>
+          <w:rFonts w:ascii="Times New Roman" w:hAnsi="Times New Roman"/>
+          <w:sz w:val="24"/>
+        </w:rPr>
+        <w:t xml:space="preserve"> </w:t>
+      </w:r>
+      <w:r>
+        <w:rPr>
+          <w:rFonts w:ascii="Times New Roman" w:hAnsi="Times New Roman"/>
+          <w:i/>
+          <w:color w:val="FF0000"/>
+          <w:sz w:val="24"/>
+        </w:rPr>
+        <w:t xml:space="preserve">Богородичний: </w:t>
+      </w:r>
+      <w:r>
+        <w:rPr>
+          <w:rFonts w:ascii="Times New Roman" w:hAnsi="Times New Roman"/>
+          <w:color w:val="000000"/>
+          <w:sz w:val="24"/>
+        </w:rPr>
+        <w:t xml:space="preserve">Знаю Тебе, що народила Господа; собор святих </w:t>
+      </w:r>
+      <w:r>
+        <w:rPr>
+          <w:rFonts w:ascii="Times New Roman" w:hAnsi="Times New Roman"/>
+          <w:color w:val="000000"/>
+          <w:sz w:val="24"/>
+        </w:rPr>
+        <w:t>жон</w:t>
+      </w:r>
+      <w:r>
+        <w:rPr>
+          <w:rFonts w:ascii="Times New Roman" w:hAnsi="Times New Roman"/>
+          <w:color w:val="000000"/>
+          <w:sz w:val="24"/>
+        </w:rPr>
+        <w:t>, постраждавши, слідом за Тобою був приведений до Нього.</w:t>
+      </w:r>
+    </w:p>
+    <w:p>
+      <w:pPr>
+        <w:pStyle w:val="Heading3"/>
+        <w:spacing w:after="120"/>
+        <w:jc w:val="center"/>
+      </w:pPr>
+      <w:r>
+        <w:rPr>
+          <w:rFonts w:ascii="Times New Roman" w:hAnsi="Times New Roman"/>
+          <w:i/>
+          <w:color w:val="FF0000"/>
+          <w:sz w:val="24"/>
+        </w:rPr>
+        <w:t>Пісня 3</w:t>
+      </w:r>
+    </w:p>
+    <w:p>
+      <w:pPr>
+        <w:pStyle w:val="a"/>
+        <w:spacing w:after="120"/>
+      </w:pPr>
+      <w:r>
+        <w:rPr>
+          <w:rFonts w:ascii="Times New Roman" w:hAnsi="Times New Roman"/>
+          <w:b/>
+          <w:i/>
+          <w:color w:val="FF0000"/>
+          <w:sz w:val="24"/>
+        </w:rPr>
+        <w:t>Ірмос (г. 8):</w:t>
+      </w:r>
+      <w:r>
+        <w:rPr>
+          <w:rFonts w:ascii="Times New Roman" w:hAnsi="Times New Roman"/>
+          <w:b/>
+          <w:color w:val="000000"/>
+          <w:sz w:val="24"/>
+        </w:rPr>
+        <w:t xml:space="preserve"> Ти, що утвердив на початку небеса і землю заснував на водах великих, утверди мене на Твоє славослов’я, Господи.</w:t>
+      </w:r>
+    </w:p>
+    <w:p>
+      <w:pPr>
+        <w:pStyle w:val="a"/>
+        <w:spacing w:after="120"/>
+      </w:pPr>
+      <w:r>
+        <w:rPr>
+          <w:rFonts w:ascii="Times New Roman" w:hAnsi="Times New Roman"/>
+          <w:i/>
+          <w:color w:val="FF0000"/>
+          <w:sz w:val="24"/>
+        </w:rPr>
+        <w:t xml:space="preserve">Стих: </w:t>
+      </w:r>
+      <w:r>
+        <w:rPr>
+          <w:rFonts w:ascii="Times New Roman" w:hAnsi="Times New Roman"/>
+          <w:sz w:val="24"/>
+          <w:u w:val="single"/>
+        </w:rPr>
+        <w:t>Усі святі, моліть Бога за нас.</w:t>
+      </w:r>
+    </w:p>
+    <w:p>
+      <w:pPr>
+        <w:pStyle w:val="a"/>
+        <w:spacing w:after="120"/>
+      </w:pPr>
+      <w:r>
+        <w:rPr>
+          <w:rFonts w:ascii="Times New Roman" w:hAnsi="Times New Roman"/>
+          <w:color w:val="000000"/>
+          <w:sz w:val="24"/>
+        </w:rPr>
+        <w:t>Твердим духом відкинувши мерзотні жертви, ви, страстотерпці, стали чистою жертвою Слова, який Сам приніс Себе в жертву.</w:t>
+      </w:r>
+    </w:p>
+    <w:p>
+      <w:pPr>
+        <w:pStyle w:val="a"/>
+        <w:spacing w:after="120"/>
+      </w:pPr>
+      <w:r>
+        <w:rPr>
+          <w:rFonts w:ascii="Times New Roman" w:hAnsi="Times New Roman"/>
+          <w:i/>
+          <w:color w:val="FF0000"/>
+          <w:sz w:val="24"/>
+        </w:rPr>
+        <w:t xml:space="preserve">Стих: </w:t>
+      </w:r>
+      <w:r>
+        <w:rPr>
+          <w:rFonts w:ascii="Times New Roman" w:hAnsi="Times New Roman"/>
+          <w:sz w:val="24"/>
+          <w:u w:val="single"/>
+        </w:rPr>
+        <w:t>Усі святі, моліть Бога за нас.</w:t>
+      </w:r>
+    </w:p>
+    <w:p>
+      <w:pPr>
+        <w:pStyle w:val="a"/>
+        <w:spacing w:after="120"/>
+      </w:pPr>
+      <w:r>
+        <w:rPr>
+          <w:rFonts w:ascii="Times New Roman" w:hAnsi="Times New Roman"/>
+          <w:color w:val="000000"/>
+          <w:sz w:val="24"/>
+        </w:rPr>
+        <w:t>Божественні ученики, ви були проповідниками Слова, який оновив світ, застарілий у всяких пристрастях.</w:t>
+      </w:r>
+    </w:p>
+    <w:p>
+      <w:pPr>
+        <w:pStyle w:val="a"/>
+        <w:spacing w:after="120"/>
+      </w:pPr>
+      <w:r>
+        <w:rPr>
+          <w:rFonts w:ascii="Times New Roman" w:hAnsi="Times New Roman"/>
+          <w:i/>
+          <w:color w:val="FF0000"/>
+          <w:sz w:val="24"/>
+        </w:rPr>
+        <w:t xml:space="preserve">Стих: </w:t>
+      </w:r>
+      <w:r>
+        <w:rPr>
+          <w:rFonts w:ascii="Times New Roman" w:hAnsi="Times New Roman"/>
+          <w:sz w:val="24"/>
+          <w:u w:val="single"/>
+        </w:rPr>
+        <w:t>Усі святі, моліть Бога за нас.</w:t>
+      </w:r>
+    </w:p>
+    <w:p>
+      <w:pPr>
+        <w:pStyle w:val="a"/>
+        <w:spacing w:after="120"/>
+      </w:pPr>
+      <w:r>
+        <w:rPr>
+          <w:rFonts w:ascii="Times New Roman" w:hAnsi="Times New Roman"/>
+          <w:color w:val="000000"/>
+          <w:sz w:val="24"/>
+        </w:rPr>
+        <w:t xml:space="preserve">Благодать </w:t>
+      </w:r>
+      <w:r>
+        <w:rPr>
+          <w:rFonts w:ascii="Times New Roman" w:hAnsi="Times New Roman"/>
+          <w:color w:val="000000"/>
+          <w:sz w:val="24"/>
+        </w:rPr>
+        <w:t>Всесвятого</w:t>
+      </w:r>
+      <w:r>
+        <w:rPr>
+          <w:rFonts w:ascii="Times New Roman" w:hAnsi="Times New Roman"/>
+          <w:color w:val="000000"/>
+          <w:sz w:val="24"/>
+        </w:rPr>
+        <w:t xml:space="preserve"> Духа раніше діяла через пророків, в останні часи наповнила божественними дарами </w:t>
+      </w:r>
+      <w:r>
+        <w:rPr>
+          <w:rFonts w:ascii="Times New Roman" w:hAnsi="Times New Roman"/>
+          <w:color w:val="000000"/>
+          <w:sz w:val="24"/>
+        </w:rPr>
+        <w:t>посників</w:t>
+      </w:r>
+      <w:r>
+        <w:rPr>
+          <w:rFonts w:ascii="Times New Roman" w:hAnsi="Times New Roman"/>
+          <w:color w:val="000000"/>
+          <w:sz w:val="24"/>
+        </w:rPr>
+        <w:t>.</w:t>
+      </w:r>
+    </w:p>
+    <w:p>
+      <w:pPr>
+        <w:pStyle w:val="a"/>
+        <w:spacing w:after="120"/>
+      </w:pPr>
+      <w:r>
+        <w:rPr>
+          <w:rFonts w:ascii="Times New Roman" w:hAnsi="Times New Roman"/>
+          <w:b/>
+          <w:sz w:val="24"/>
+        </w:rPr>
+        <w:t>Слава:</w:t>
+      </w:r>
+      <w:r>
+        <w:rPr>
+          <w:rFonts w:ascii="Times New Roman" w:hAnsi="Times New Roman"/>
+          <w:sz w:val="24"/>
+        </w:rPr>
+        <w:t xml:space="preserve"> </w:t>
+      </w:r>
+      <w:r>
+        <w:rPr>
+          <w:rFonts w:ascii="Times New Roman" w:hAnsi="Times New Roman"/>
+          <w:i/>
+          <w:color w:val="FF0000"/>
+          <w:sz w:val="24"/>
+        </w:rPr>
+        <w:t xml:space="preserve">Померлим: </w:t>
+      </w:r>
+      <w:r>
+        <w:rPr>
+          <w:rFonts w:ascii="Times New Roman" w:hAnsi="Times New Roman"/>
+          <w:color w:val="000000"/>
+          <w:sz w:val="24"/>
+        </w:rPr>
+        <w:t>Приєднай, Боже, до собору святих тих, хто у вірі відійшов із життя, і сотвори їх жителями раю заради невимовної милості.</w:t>
+      </w:r>
+    </w:p>
+    <w:p>
+      <w:pPr>
+        <w:pStyle w:val="a"/>
+        <w:spacing w:after="120"/>
+      </w:pPr>
+      <w:r>
+        <w:rPr>
+          <w:rFonts w:ascii="Times New Roman" w:hAnsi="Times New Roman"/>
+          <w:b/>
+          <w:sz w:val="24"/>
+        </w:rPr>
+        <w:t>І нині:</w:t>
+      </w:r>
+      <w:r>
+        <w:rPr>
+          <w:rFonts w:ascii="Times New Roman" w:hAnsi="Times New Roman"/>
+          <w:sz w:val="24"/>
+        </w:rPr>
+        <w:t xml:space="preserve"> </w:t>
+      </w:r>
+      <w:r>
+        <w:rPr>
+          <w:rFonts w:ascii="Times New Roman" w:hAnsi="Times New Roman"/>
+          <w:i/>
+          <w:color w:val="FF0000"/>
+          <w:sz w:val="24"/>
+        </w:rPr>
+        <w:t xml:space="preserve">Богородичний: </w:t>
+      </w:r>
+      <w:r>
+        <w:rPr>
+          <w:rFonts w:ascii="Times New Roman" w:hAnsi="Times New Roman"/>
+          <w:color w:val="000000"/>
+          <w:sz w:val="24"/>
+        </w:rPr>
+        <w:t xml:space="preserve">Ісус і Господь, який ніколи не вміщається, не тісно оселився в освяченій утробі Твоїй, Пречиста Діво </w:t>
+      </w:r>
+      <w:r>
+        <w:rPr>
+          <w:rFonts w:ascii="Times New Roman" w:hAnsi="Times New Roman"/>
+          <w:color w:val="000000"/>
+          <w:sz w:val="24"/>
+        </w:rPr>
+        <w:t>всехвальна</w:t>
+      </w:r>
+      <w:r>
+        <w:rPr>
+          <w:rFonts w:ascii="Times New Roman" w:hAnsi="Times New Roman"/>
+          <w:color w:val="000000"/>
+          <w:sz w:val="24"/>
+        </w:rPr>
+        <w:t>.</w:t>
+      </w:r>
+    </w:p>
+    <w:p>
+      <w:pPr>
+        <w:pStyle w:val="Heading3"/>
+        <w:spacing w:after="120"/>
+        <w:jc w:val="center"/>
+      </w:pPr>
+      <w:r>
+        <w:rPr>
+          <w:rFonts w:ascii="Times New Roman" w:hAnsi="Times New Roman"/>
+          <w:b/>
+          <w:i/>
+          <w:color w:val="FF0000"/>
+          <w:sz w:val="24"/>
+        </w:rPr>
+        <w:t>Мала єктенія</w:t>
+      </w:r>
+    </w:p>
+    <w:p>
+      <w:pPr>
+        <w:pStyle w:val="a"/>
+        <w:spacing w:after="120"/>
+      </w:pPr>
+      <w:r>
+        <w:rPr>
+          <w:rFonts w:ascii="Times New Roman" w:hAnsi="Times New Roman"/>
+          <w:color w:val="000000"/>
+          <w:sz w:val="24"/>
+        </w:rPr>
+        <w:t>Ще і ще в мирі Господеві помолімся.</w:t>
+      </w:r>
+    </w:p>
+    <w:p>
+      <w:pPr>
+        <w:pStyle w:val="a"/>
+        <w:spacing w:after="120"/>
+      </w:pPr>
+      <w:r>
+        <w:rPr>
+          <w:rFonts w:ascii="Times New Roman" w:hAnsi="Times New Roman"/>
+          <w:i/>
+          <w:color w:val="FF0000"/>
+          <w:sz w:val="24"/>
+        </w:rPr>
+        <w:t>Вірні:</w:t>
+      </w:r>
+      <w:r>
+        <w:rPr>
+          <w:rFonts w:ascii="Times New Roman" w:hAnsi="Times New Roman"/>
+          <w:color w:val="000000"/>
+          <w:sz w:val="24"/>
+        </w:rPr>
+        <w:t xml:space="preserve"> Господи, помилуй.</w:t>
+      </w:r>
+    </w:p>
+    <w:p>
+      <w:pPr>
+        <w:pStyle w:val="a"/>
+        <w:spacing w:after="120"/>
+      </w:pPr>
+      <w:r>
+        <w:rPr>
+          <w:rFonts w:ascii="Times New Roman" w:hAnsi="Times New Roman"/>
+          <w:color w:val="000000"/>
+          <w:sz w:val="24"/>
+        </w:rPr>
+        <w:t>Заступи, спаси, помилуй і охорони нас, Боже, твоєю благодаттю.</w:t>
+      </w:r>
+    </w:p>
+    <w:p>
+      <w:pPr>
+        <w:pStyle w:val="a"/>
+        <w:spacing w:after="120"/>
+      </w:pPr>
+      <w:r>
+        <w:rPr>
+          <w:rFonts w:ascii="Times New Roman" w:hAnsi="Times New Roman"/>
+          <w:i/>
+          <w:color w:val="FF0000"/>
+          <w:sz w:val="24"/>
+        </w:rPr>
+        <w:t>Вірні:</w:t>
+      </w:r>
+      <w:r>
+        <w:rPr>
+          <w:rFonts w:ascii="Times New Roman" w:hAnsi="Times New Roman"/>
+          <w:color w:val="000000"/>
+          <w:sz w:val="24"/>
+        </w:rPr>
+        <w:t xml:space="preserve"> Господи, помилуй.</w:t>
+      </w:r>
+    </w:p>
+    <w:p>
+      <w:pPr>
+        <w:pStyle w:val="a"/>
+        <w:spacing w:after="120"/>
+      </w:pPr>
+      <w:r>
+        <w:rPr>
+          <w:rFonts w:ascii="Times New Roman" w:hAnsi="Times New Roman"/>
+          <w:color w:val="000000"/>
+          <w:sz w:val="24"/>
+        </w:rPr>
+        <w:t>Пресвяту, пречисту, преблагословенну, славну Владичицю нашу Богородицю і приснодіву Марію, з усіма святими пом'янувши, самі себе, і один одного, і все життя наше Христу Богові віддаймо.</w:t>
+      </w:r>
+    </w:p>
+    <w:p>
+      <w:pPr>
+        <w:pStyle w:val="a"/>
+        <w:spacing w:after="120"/>
+      </w:pPr>
+      <w:r>
+        <w:rPr>
+          <w:rFonts w:ascii="Times New Roman" w:hAnsi="Times New Roman"/>
+          <w:i/>
+          <w:color w:val="FF0000"/>
+          <w:sz w:val="24"/>
+        </w:rPr>
+        <w:t>Вірні:</w:t>
+      </w:r>
+      <w:r>
+        <w:rPr>
+          <w:rFonts w:ascii="Times New Roman" w:hAnsi="Times New Roman"/>
+          <w:color w:val="000000"/>
+          <w:sz w:val="24"/>
+        </w:rPr>
+        <w:t xml:space="preserve"> Тобі, Господи.</w:t>
+      </w:r>
+    </w:p>
+    <w:p>
+      <w:pPr>
+        <w:pStyle w:val="a"/>
+        <w:spacing w:after="120"/>
+      </w:pPr>
+      <w:r>
+        <w:rPr>
+          <w:rFonts w:ascii="Times New Roman" w:hAnsi="Times New Roman"/>
+          <w:sz w:val="24"/>
+          <w:u w:val="single"/>
+        </w:rPr>
+        <w:t>[Господи, Боже наш, що сонну неміч забрав від нас і покликав нас візванням святим, щоб і вночі підносити руки наші і прославляти тебе за справедливі твої присуди. Прийми благання наші, моління, визнавання, нічні служби і даруй нам, Боже, віру бездоганну, надію впевнену, любов нелицемірну. Благослови наші входи й виходи, вчинки, слова, діла й думки; і дай нам дочекатися початку дня, нам, що хвалять й оспівують, і благословлять добрість твоєї несказанної сили]</w:t>
+      </w:r>
+    </w:p>
+    <w:p>
+      <w:pPr>
+        <w:pStyle w:val="a"/>
+        <w:spacing w:after="120"/>
+      </w:pPr>
+      <w:r>
+        <w:rPr>
+          <w:rFonts w:ascii="Times New Roman" w:hAnsi="Times New Roman"/>
+          <w:i/>
+          <w:color w:val="FF0000"/>
+          <w:sz w:val="24"/>
+        </w:rPr>
+        <w:t>Священик:</w:t>
+      </w:r>
+      <w:r>
+        <w:rPr>
+          <w:rFonts w:ascii="Times New Roman" w:hAnsi="Times New Roman"/>
+          <w:i/>
+          <w:color w:val="FF0000"/>
+          <w:sz w:val="24"/>
+        </w:rPr>
+        <w:t xml:space="preserve"> </w:t>
+      </w:r>
+      <w:r>
+        <w:rPr>
+          <w:rFonts w:ascii="Times New Roman" w:hAnsi="Times New Roman"/>
+          <w:color w:val="000000"/>
+          <w:sz w:val="24"/>
+        </w:rPr>
+        <w:t>Бо Ти Бог наш і Тобі славу возсилаємо: Отцю, і Сину, і Святому Духові</w:t>
+      </w:r>
+      <w:r>
+        <w:rPr>
+          <w:rFonts w:ascii="Times New Roman" w:hAnsi="Times New Roman"/>
+          <w:sz w:val="24"/>
+        </w:rPr>
+        <w:t>, нині і повсякчас, і на віки віків.</w:t>
+      </w:r>
+    </w:p>
+    <w:p>
+      <w:pPr>
+        <w:pStyle w:val="a"/>
+        <w:spacing w:after="120"/>
+      </w:pPr>
+      <w:r>
+        <w:rPr>
+          <w:rFonts w:ascii="Times New Roman" w:hAnsi="Times New Roman"/>
+          <w:i/>
+          <w:color w:val="FF0000"/>
+          <w:sz w:val="24"/>
+        </w:rPr>
+        <w:t>Вірні:</w:t>
+      </w:r>
+      <w:r>
+        <w:rPr>
+          <w:rFonts w:ascii="Times New Roman" w:hAnsi="Times New Roman"/>
+          <w:color w:val="FF0000"/>
+          <w:sz w:val="24"/>
+        </w:rPr>
+        <w:t xml:space="preserve"> </w:t>
+      </w:r>
+      <w:r>
+        <w:rPr>
+          <w:rFonts w:ascii="Times New Roman" w:hAnsi="Times New Roman"/>
+          <w:sz w:val="24"/>
+        </w:rPr>
+        <w:t>Амінь.</w:t>
+      </w:r>
+    </w:p>
+    <w:p>
+      <w:pPr>
+        <w:pStyle w:val="Heading3"/>
+        <w:spacing w:after="120"/>
+        <w:jc w:val="center"/>
+      </w:pPr>
+      <w:r>
+        <w:rPr>
+          <w:rFonts w:ascii="Times New Roman" w:hAnsi="Times New Roman"/>
+          <w:i/>
+          <w:color w:val="FF0000"/>
+          <w:sz w:val="24"/>
+        </w:rPr>
+        <w:t>Пісня 4</w:t>
+      </w:r>
+    </w:p>
+    <w:p>
+      <w:pPr>
+        <w:pStyle w:val="a"/>
+        <w:spacing w:after="120"/>
+      </w:pPr>
+      <w:r>
+        <w:rPr>
+          <w:rFonts w:ascii="Times New Roman" w:hAnsi="Times New Roman"/>
+          <w:b/>
+          <w:i/>
+          <w:color w:val="FF0000"/>
+          <w:sz w:val="24"/>
+        </w:rPr>
+        <w:t>Ірмос (г. 8):</w:t>
+      </w:r>
+      <w:r>
+        <w:rPr>
+          <w:rFonts w:ascii="Times New Roman" w:hAnsi="Times New Roman"/>
+          <w:b/>
+          <w:i/>
+          <w:color w:val="000000"/>
+          <w:sz w:val="24"/>
+        </w:rPr>
+        <w:t xml:space="preserve"> </w:t>
+      </w:r>
+      <w:r>
+        <w:rPr>
+          <w:rFonts w:ascii="Times New Roman" w:hAnsi="Times New Roman"/>
+          <w:b/>
+          <w:color w:val="000000"/>
+          <w:sz w:val="24"/>
+        </w:rPr>
+        <w:t>Почув, Господи, таїнство Твого провидіння, зрозумів діла Твої і прославив Твоє Божество.</w:t>
+      </w:r>
+    </w:p>
+    <w:p>
+      <w:pPr>
+        <w:pStyle w:val="a"/>
+        <w:spacing w:after="120"/>
+      </w:pPr>
+      <w:r>
+        <w:rPr>
+          <w:rFonts w:ascii="Times New Roman" w:hAnsi="Times New Roman"/>
+          <w:i/>
+          <w:color w:val="FF0000"/>
+          <w:sz w:val="24"/>
+        </w:rPr>
+        <w:t xml:space="preserve">Стих: </w:t>
+      </w:r>
+      <w:r>
+        <w:rPr>
+          <w:rFonts w:ascii="Times New Roman" w:hAnsi="Times New Roman"/>
+          <w:sz w:val="24"/>
+          <w:u w:val="single"/>
+        </w:rPr>
+        <w:t>Усі святі, моліть Бога за нас.</w:t>
+      </w:r>
+    </w:p>
+    <w:p>
+      <w:pPr>
+        <w:pStyle w:val="a"/>
+        <w:spacing w:after="120"/>
+      </w:pPr>
+      <w:r>
+        <w:rPr>
+          <w:rFonts w:ascii="Times New Roman" w:hAnsi="Times New Roman"/>
+          <w:color w:val="000000"/>
+          <w:sz w:val="24"/>
+        </w:rPr>
+        <w:t xml:space="preserve">Пройшовши шлях страждання, </w:t>
+      </w:r>
+      <w:r>
+        <w:rPr>
+          <w:rFonts w:ascii="Times New Roman" w:hAnsi="Times New Roman"/>
+          <w:color w:val="000000"/>
+          <w:sz w:val="24"/>
+        </w:rPr>
+        <w:t>богоблаженні</w:t>
+      </w:r>
+      <w:r>
+        <w:rPr>
+          <w:rFonts w:ascii="Times New Roman" w:hAnsi="Times New Roman"/>
+          <w:color w:val="000000"/>
+          <w:sz w:val="24"/>
+        </w:rPr>
+        <w:t xml:space="preserve"> страждальці, ви теплотою духовною спалили земну оману.</w:t>
+      </w:r>
+    </w:p>
+    <w:p>
+      <w:pPr>
+        <w:pStyle w:val="a"/>
+        <w:spacing w:after="120"/>
+      </w:pPr>
+      <w:r>
+        <w:rPr>
+          <w:rFonts w:ascii="Times New Roman" w:hAnsi="Times New Roman"/>
+          <w:i/>
+          <w:color w:val="FF0000"/>
+          <w:sz w:val="24"/>
+        </w:rPr>
+        <w:t xml:space="preserve">Стих: </w:t>
+      </w:r>
+      <w:r>
+        <w:rPr>
+          <w:rFonts w:ascii="Times New Roman" w:hAnsi="Times New Roman"/>
+          <w:sz w:val="24"/>
+          <w:u w:val="single"/>
+        </w:rPr>
+        <w:t>Усі святі, моліть Бога за нас.</w:t>
+      </w:r>
+    </w:p>
+    <w:p>
+      <w:pPr>
+        <w:pStyle w:val="a"/>
+        <w:spacing w:after="120"/>
+      </w:pPr>
+      <w:r>
+        <w:rPr>
+          <w:rFonts w:ascii="Times New Roman" w:hAnsi="Times New Roman"/>
+          <w:color w:val="000000"/>
+          <w:sz w:val="24"/>
+        </w:rPr>
+        <w:t>Ти, Господи, світло прославив преподобних Твоїх і святителів; їхніми святими молитвами сподоби мене бути спільником слави Твоєї.</w:t>
+      </w:r>
+    </w:p>
+    <w:p>
+      <w:pPr>
+        <w:pStyle w:val="a"/>
+        <w:spacing w:after="120"/>
+      </w:pPr>
+      <w:r>
+        <w:rPr>
+          <w:rFonts w:ascii="Times New Roman" w:hAnsi="Times New Roman"/>
+          <w:i/>
+          <w:color w:val="FF0000"/>
+          <w:sz w:val="24"/>
+        </w:rPr>
+        <w:t xml:space="preserve">Стих: </w:t>
+      </w:r>
+      <w:r>
+        <w:rPr>
+          <w:rFonts w:ascii="Times New Roman" w:hAnsi="Times New Roman"/>
+          <w:sz w:val="24"/>
+          <w:u w:val="single"/>
+        </w:rPr>
+        <w:t>Усі святі, моліть Бога за нас.</w:t>
+      </w:r>
+    </w:p>
+    <w:p>
+      <w:pPr>
+        <w:pStyle w:val="a"/>
+        <w:spacing w:after="120"/>
+      </w:pPr>
+      <w:r>
+        <w:rPr>
+          <w:rFonts w:ascii="Times New Roman" w:hAnsi="Times New Roman"/>
+          <w:color w:val="000000"/>
+          <w:sz w:val="24"/>
+        </w:rPr>
+        <w:t xml:space="preserve">Натхнення Божественного Духа, що просвітило пророків, дарувало </w:t>
+      </w:r>
+      <w:r>
+        <w:rPr>
+          <w:rFonts w:ascii="Times New Roman" w:hAnsi="Times New Roman"/>
+          <w:color w:val="000000"/>
+          <w:sz w:val="24"/>
+        </w:rPr>
+        <w:t>жонам</w:t>
+      </w:r>
+      <w:r>
+        <w:rPr>
+          <w:rFonts w:ascii="Times New Roman" w:hAnsi="Times New Roman"/>
+          <w:color w:val="000000"/>
+          <w:sz w:val="24"/>
+        </w:rPr>
+        <w:t xml:space="preserve"> силу знищувати хитання ворогів.</w:t>
+      </w:r>
+    </w:p>
+    <w:p>
+      <w:pPr>
+        <w:pStyle w:val="a"/>
+        <w:spacing w:after="120"/>
+      </w:pPr>
+      <w:r>
+        <w:rPr>
+          <w:rFonts w:ascii="Times New Roman" w:hAnsi="Times New Roman"/>
+          <w:b/>
+          <w:sz w:val="24"/>
+        </w:rPr>
+        <w:t>Слава:</w:t>
+      </w:r>
+      <w:r>
+        <w:rPr>
+          <w:rFonts w:ascii="Times New Roman" w:hAnsi="Times New Roman"/>
+          <w:sz w:val="24"/>
+        </w:rPr>
+        <w:t xml:space="preserve"> </w:t>
+      </w:r>
+      <w:r>
+        <w:rPr>
+          <w:rFonts w:ascii="Times New Roman" w:hAnsi="Times New Roman"/>
+          <w:i/>
+          <w:color w:val="FF0000"/>
+          <w:sz w:val="24"/>
+        </w:rPr>
+        <w:t xml:space="preserve">Померлим: </w:t>
+      </w:r>
+      <w:r>
+        <w:rPr>
+          <w:rFonts w:ascii="Times New Roman" w:hAnsi="Times New Roman"/>
+          <w:color w:val="000000"/>
+          <w:sz w:val="24"/>
+        </w:rPr>
+        <w:t xml:space="preserve">Будучи </w:t>
+      </w:r>
+      <w:r>
+        <w:rPr>
+          <w:rFonts w:ascii="Times New Roman" w:hAnsi="Times New Roman"/>
+          <w:color w:val="000000"/>
+          <w:sz w:val="24"/>
+        </w:rPr>
+        <w:t>умоленим</w:t>
+      </w:r>
+      <w:r>
+        <w:rPr>
+          <w:rFonts w:ascii="Times New Roman" w:hAnsi="Times New Roman"/>
+          <w:color w:val="000000"/>
+          <w:sz w:val="24"/>
+        </w:rPr>
+        <w:t>, сподоби торжествувати разом з усіма святими тих, кого Ти прийняв, рабів Твоїх, в оселях святих Твоїх.</w:t>
+      </w:r>
+    </w:p>
+    <w:p>
+      <w:pPr>
+        <w:pStyle w:val="a"/>
+        <w:spacing w:after="120"/>
+      </w:pPr>
+      <w:r>
+        <w:rPr>
+          <w:rFonts w:ascii="Times New Roman" w:hAnsi="Times New Roman"/>
+          <w:b/>
+          <w:sz w:val="24"/>
+        </w:rPr>
+        <w:t>І нині:</w:t>
+      </w:r>
+      <w:r>
+        <w:rPr>
+          <w:rFonts w:ascii="Times New Roman" w:hAnsi="Times New Roman"/>
+          <w:sz w:val="24"/>
+        </w:rPr>
+        <w:t xml:space="preserve"> </w:t>
+      </w:r>
+      <w:r>
+        <w:rPr>
+          <w:rFonts w:ascii="Times New Roman" w:hAnsi="Times New Roman"/>
+          <w:i/>
+          <w:color w:val="FF0000"/>
+          <w:sz w:val="24"/>
+        </w:rPr>
+        <w:t xml:space="preserve">Богородичний: </w:t>
+      </w:r>
+      <w:r>
+        <w:rPr>
+          <w:rFonts w:ascii="Times New Roman" w:hAnsi="Times New Roman"/>
+          <w:color w:val="000000"/>
+          <w:sz w:val="24"/>
+        </w:rPr>
+        <w:t xml:space="preserve">Творця божественного закону Ти народила, перевершивши закон природи, </w:t>
+      </w:r>
+      <w:r>
+        <w:rPr>
+          <w:rFonts w:ascii="Times New Roman" w:hAnsi="Times New Roman"/>
+          <w:color w:val="000000"/>
+          <w:sz w:val="24"/>
+        </w:rPr>
+        <w:t>Всенепорочна</w:t>
+      </w:r>
+      <w:r>
+        <w:rPr>
+          <w:rFonts w:ascii="Times New Roman" w:hAnsi="Times New Roman"/>
+          <w:color w:val="000000"/>
+          <w:sz w:val="24"/>
+        </w:rPr>
+        <w:t>, щоб оновити людське єство, яке згрішило.</w:t>
+      </w:r>
+    </w:p>
+    <w:p>
+      <w:pPr>
+        <w:pStyle w:val="Heading3"/>
+        <w:spacing w:after="120"/>
+        <w:jc w:val="center"/>
+      </w:pPr>
+      <w:r>
+        <w:rPr>
+          <w:rFonts w:ascii="Times New Roman" w:hAnsi="Times New Roman"/>
+          <w:i/>
+          <w:color w:val="FF0000"/>
+          <w:sz w:val="24"/>
+        </w:rPr>
+        <w:t>Пісня 5</w:t>
+      </w:r>
+    </w:p>
+    <w:p>
+      <w:pPr>
+        <w:pStyle w:val="a"/>
+        <w:spacing w:after="120"/>
+      </w:pPr>
+      <w:r>
+        <w:rPr>
+          <w:rFonts w:ascii="Times New Roman" w:hAnsi="Times New Roman"/>
+          <w:b/>
+          <w:i/>
+          <w:color w:val="FF0000"/>
+          <w:sz w:val="24"/>
+        </w:rPr>
+        <w:t>Ірмос (г. 8):</w:t>
+      </w:r>
+      <w:r>
+        <w:rPr>
+          <w:rFonts w:ascii="Times New Roman" w:hAnsi="Times New Roman"/>
+          <w:b/>
+          <w:color w:val="000000"/>
+          <w:sz w:val="24"/>
+        </w:rPr>
+        <w:t xml:space="preserve"> Просвіти нас повеліннями Твоїми, Господи, і силою Твоєю великою, Твій мир подай нам, Чоловіколюбче.</w:t>
+      </w:r>
+    </w:p>
+    <w:p>
+      <w:pPr>
+        <w:pStyle w:val="a"/>
+        <w:spacing w:after="120"/>
+      </w:pPr>
+      <w:r>
+        <w:rPr>
+          <w:rFonts w:ascii="Times New Roman" w:hAnsi="Times New Roman"/>
+          <w:i/>
+          <w:color w:val="FF0000"/>
+          <w:sz w:val="24"/>
+        </w:rPr>
+        <w:t xml:space="preserve">Стих: </w:t>
+      </w:r>
+      <w:r>
+        <w:rPr>
+          <w:rFonts w:ascii="Times New Roman" w:hAnsi="Times New Roman"/>
+          <w:sz w:val="24"/>
+          <w:u w:val="single"/>
+        </w:rPr>
+        <w:t>Усі святі, моліть Бога за нас.</w:t>
+      </w:r>
+    </w:p>
+    <w:p>
+      <w:pPr>
+        <w:pStyle w:val="a"/>
+        <w:spacing w:after="120"/>
+      </w:pPr>
+      <w:r>
+        <w:rPr>
+          <w:rFonts w:ascii="Times New Roman" w:hAnsi="Times New Roman"/>
+          <w:color w:val="000000"/>
+          <w:sz w:val="24"/>
+        </w:rPr>
+        <w:t>Перетерпівши тілесні рани, божественні мученики, заради цього ви зціляєте завжди наші рани і демонам завдаєте ран.</w:t>
+      </w:r>
+    </w:p>
+    <w:p>
+      <w:pPr>
+        <w:pStyle w:val="a"/>
+        <w:spacing w:after="120"/>
+      </w:pPr>
+      <w:r>
+        <w:rPr>
+          <w:rFonts w:ascii="Times New Roman" w:hAnsi="Times New Roman"/>
+          <w:i/>
+          <w:color w:val="FF0000"/>
+          <w:sz w:val="24"/>
+        </w:rPr>
+        <w:t xml:space="preserve">Стих: </w:t>
+      </w:r>
+      <w:r>
+        <w:rPr>
+          <w:rFonts w:ascii="Times New Roman" w:hAnsi="Times New Roman"/>
+          <w:sz w:val="24"/>
+          <w:u w:val="single"/>
+        </w:rPr>
+        <w:t>Усі святі, моліть Бога за нас.</w:t>
+      </w:r>
+    </w:p>
+    <w:p>
+      <w:pPr>
+        <w:pStyle w:val="a"/>
+        <w:spacing w:after="120"/>
+      </w:pPr>
+      <w:r>
+        <w:rPr>
+          <w:rFonts w:ascii="Times New Roman" w:hAnsi="Times New Roman"/>
+          <w:color w:val="000000"/>
+          <w:sz w:val="24"/>
+        </w:rPr>
+        <w:t>Святі Божі святителі, моліть Христа зі всіма преподобними дарувати нам прощення гріхів.</w:t>
+      </w:r>
+    </w:p>
+    <w:p>
+      <w:pPr>
+        <w:pStyle w:val="a"/>
+        <w:spacing w:after="120"/>
+      </w:pPr>
+      <w:r>
+        <w:rPr>
+          <w:rFonts w:ascii="Times New Roman" w:hAnsi="Times New Roman"/>
+          <w:i/>
+          <w:color w:val="FF0000"/>
+          <w:sz w:val="24"/>
+        </w:rPr>
+        <w:t xml:space="preserve">Стих: </w:t>
+      </w:r>
+      <w:r>
+        <w:rPr>
+          <w:rFonts w:ascii="Times New Roman" w:hAnsi="Times New Roman"/>
+          <w:sz w:val="24"/>
+          <w:u w:val="single"/>
+        </w:rPr>
+        <w:t>Усі святі, моліть Бога за нас.</w:t>
+      </w:r>
+    </w:p>
+    <w:p>
+      <w:pPr>
+        <w:pStyle w:val="a"/>
+        <w:spacing w:after="120"/>
+      </w:pPr>
+      <w:r>
+        <w:rPr>
+          <w:rFonts w:ascii="Times New Roman" w:hAnsi="Times New Roman"/>
+          <w:color w:val="000000"/>
+          <w:sz w:val="24"/>
+        </w:rPr>
+        <w:t xml:space="preserve">Плоть ранами і подвигами виснаживши, Чоловіколюбче, преподобні </w:t>
+      </w:r>
+      <w:r>
+        <w:rPr>
+          <w:rFonts w:ascii="Times New Roman" w:hAnsi="Times New Roman"/>
+          <w:color w:val="000000"/>
+          <w:sz w:val="24"/>
+        </w:rPr>
+        <w:t>жони</w:t>
+      </w:r>
+      <w:r>
+        <w:rPr>
+          <w:rFonts w:ascii="Times New Roman" w:hAnsi="Times New Roman"/>
+          <w:color w:val="000000"/>
+          <w:sz w:val="24"/>
+        </w:rPr>
+        <w:t xml:space="preserve"> сподобилися очікуваного блага.</w:t>
+      </w:r>
+    </w:p>
+    <w:p>
+      <w:pPr>
+        <w:pStyle w:val="a"/>
+        <w:spacing w:after="120"/>
+      </w:pPr>
+      <w:r>
+        <w:rPr>
+          <w:rFonts w:ascii="Times New Roman" w:hAnsi="Times New Roman"/>
+          <w:b/>
+          <w:sz w:val="24"/>
+        </w:rPr>
+        <w:t>Слава:</w:t>
+      </w:r>
+      <w:r>
+        <w:rPr>
+          <w:rFonts w:ascii="Times New Roman" w:hAnsi="Times New Roman"/>
+          <w:sz w:val="24"/>
+        </w:rPr>
+        <w:t xml:space="preserve"> </w:t>
+      </w:r>
+      <w:r>
+        <w:rPr>
+          <w:rFonts w:ascii="Times New Roman" w:hAnsi="Times New Roman"/>
+          <w:i/>
+          <w:color w:val="FF0000"/>
+          <w:sz w:val="24"/>
+        </w:rPr>
+        <w:t xml:space="preserve">Померлим: </w:t>
+      </w:r>
+      <w:r>
+        <w:rPr>
+          <w:rFonts w:ascii="Times New Roman" w:hAnsi="Times New Roman"/>
+          <w:color w:val="000000"/>
+          <w:sz w:val="24"/>
+        </w:rPr>
+        <w:t>Смертю Твоєю, безсмертний, Ти смерть знищив; упокой, Чоловіколюбче, вірних рабів Твоїх, спочилих у надії на життя.</w:t>
+      </w:r>
+    </w:p>
+    <w:p>
+      <w:pPr>
+        <w:pStyle w:val="a"/>
+        <w:spacing w:after="120"/>
+      </w:pPr>
+      <w:r>
+        <w:rPr>
+          <w:rFonts w:ascii="Times New Roman" w:hAnsi="Times New Roman"/>
+          <w:b/>
+          <w:sz w:val="24"/>
+        </w:rPr>
+        <w:t>І нині:</w:t>
+      </w:r>
+      <w:r>
+        <w:rPr>
+          <w:rFonts w:ascii="Times New Roman" w:hAnsi="Times New Roman"/>
+          <w:sz w:val="24"/>
+        </w:rPr>
+        <w:t xml:space="preserve"> </w:t>
+      </w:r>
+      <w:r>
+        <w:rPr>
+          <w:rFonts w:ascii="Times New Roman" w:hAnsi="Times New Roman"/>
+          <w:i/>
+          <w:color w:val="FF0000"/>
+          <w:sz w:val="24"/>
+        </w:rPr>
+        <w:t xml:space="preserve">Богородичний: </w:t>
+      </w:r>
+      <w:r>
+        <w:rPr>
+          <w:rFonts w:ascii="Times New Roman" w:hAnsi="Times New Roman"/>
+          <w:color w:val="000000"/>
+          <w:sz w:val="24"/>
+        </w:rPr>
+        <w:t>Пречиста, Ти знищила засудження праотців, народивши плоттю Ісуса, єдиного Господа, який усіх виправдав.</w:t>
+      </w:r>
+    </w:p>
+    <w:p>
+      <w:pPr>
+        <w:pStyle w:val="Heading3"/>
+        <w:spacing w:after="120"/>
+        <w:jc w:val="center"/>
+      </w:pPr>
+      <w:r>
+        <w:rPr>
+          <w:rFonts w:ascii="Times New Roman" w:hAnsi="Times New Roman"/>
+          <w:i/>
+          <w:color w:val="FF0000"/>
+          <w:sz w:val="24"/>
+        </w:rPr>
+        <w:t>Пісня 6</w:t>
+      </w:r>
+    </w:p>
+    <w:p>
+      <w:pPr>
+        <w:pStyle w:val="a"/>
+        <w:spacing w:after="120"/>
+      </w:pPr>
+      <w:r>
+        <w:rPr>
+          <w:rFonts w:ascii="Times New Roman" w:hAnsi="Times New Roman"/>
+          <w:b/>
+          <w:i/>
+          <w:color w:val="FF0000"/>
+          <w:sz w:val="24"/>
+        </w:rPr>
+        <w:t>Ірмос (г. 8):</w:t>
+      </w:r>
+      <w:r>
+        <w:rPr>
+          <w:rFonts w:ascii="Times New Roman" w:hAnsi="Times New Roman"/>
+          <w:b/>
+          <w:color w:val="000000"/>
+          <w:sz w:val="24"/>
+        </w:rPr>
+        <w:t xml:space="preserve"> Очисти мене, Спасе, бо </w:t>
+      </w:r>
+      <w:r>
+        <w:rPr>
+          <w:rFonts w:ascii="Times New Roman" w:hAnsi="Times New Roman"/>
+          <w:b/>
+          <w:color w:val="000000"/>
+          <w:sz w:val="24"/>
+        </w:rPr>
+        <w:t>многі</w:t>
+      </w:r>
+      <w:r>
+        <w:rPr>
+          <w:rFonts w:ascii="Times New Roman" w:hAnsi="Times New Roman"/>
+          <w:b/>
+          <w:color w:val="000000"/>
+          <w:sz w:val="24"/>
+        </w:rPr>
+        <w:t xml:space="preserve"> беззаконня мої, і з глибини гріха виведи, молюся; до Тебе бо взиваю: почуй мене, Боже спасіння мого.</w:t>
+      </w:r>
+    </w:p>
+    <w:p>
+      <w:pPr>
+        <w:pStyle w:val="a"/>
+        <w:spacing w:after="120"/>
+      </w:pPr>
+      <w:r>
+        <w:rPr>
+          <w:rFonts w:ascii="Times New Roman" w:hAnsi="Times New Roman"/>
+          <w:i/>
+          <w:color w:val="FF0000"/>
+          <w:sz w:val="24"/>
+        </w:rPr>
+        <w:t xml:space="preserve">Стих: </w:t>
+      </w:r>
+      <w:r>
+        <w:rPr>
+          <w:rFonts w:ascii="Times New Roman" w:hAnsi="Times New Roman"/>
+          <w:sz w:val="24"/>
+          <w:u w:val="single"/>
+        </w:rPr>
+        <w:t>Усі святі, моліть Бога за нас.</w:t>
+      </w:r>
+    </w:p>
+    <w:p>
+      <w:pPr>
+        <w:pStyle w:val="a"/>
+        <w:spacing w:after="120"/>
+      </w:pPr>
+      <w:r>
+        <w:rPr>
+          <w:rFonts w:ascii="Times New Roman" w:hAnsi="Times New Roman"/>
+          <w:color w:val="000000"/>
+          <w:sz w:val="24"/>
+        </w:rPr>
+        <w:t>Ранами вашими чесними, святі мученики, ви зціляєте недуги і завжди очищаєте гноїння тіла і завдаєте ран множеству демонів.</w:t>
+      </w:r>
+    </w:p>
+    <w:p>
+      <w:pPr>
+        <w:pStyle w:val="a"/>
+        <w:spacing w:after="120"/>
+      </w:pPr>
+      <w:r>
+        <w:rPr>
+          <w:rFonts w:ascii="Times New Roman" w:hAnsi="Times New Roman"/>
+          <w:i/>
+          <w:color w:val="FF0000"/>
+          <w:sz w:val="24"/>
+        </w:rPr>
+        <w:t xml:space="preserve">Стих: </w:t>
+      </w:r>
+      <w:r>
+        <w:rPr>
+          <w:rFonts w:ascii="Times New Roman" w:hAnsi="Times New Roman"/>
+          <w:sz w:val="24"/>
+          <w:u w:val="single"/>
+        </w:rPr>
+        <w:t>Усі святі, моліть Бога за нас.</w:t>
+      </w:r>
+    </w:p>
+    <w:p>
+      <w:pPr>
+        <w:pStyle w:val="a"/>
+        <w:spacing w:after="120"/>
+      </w:pPr>
+      <w:r>
+        <w:rPr>
+          <w:rFonts w:ascii="Times New Roman" w:hAnsi="Times New Roman"/>
+          <w:color w:val="000000"/>
+          <w:sz w:val="24"/>
+        </w:rPr>
+        <w:t xml:space="preserve">Преподобних лик, святителів же собор і святих </w:t>
+      </w:r>
+      <w:r>
+        <w:rPr>
+          <w:rFonts w:ascii="Times New Roman" w:hAnsi="Times New Roman"/>
+          <w:color w:val="000000"/>
+          <w:sz w:val="24"/>
+        </w:rPr>
+        <w:t>жон</w:t>
+      </w:r>
+      <w:r>
+        <w:rPr>
+          <w:rFonts w:ascii="Times New Roman" w:hAnsi="Times New Roman"/>
+          <w:color w:val="000000"/>
+          <w:sz w:val="24"/>
+        </w:rPr>
+        <w:t xml:space="preserve"> божественне зібрання, мужньо постраждавши, на небесах успадкували </w:t>
+      </w:r>
+      <w:r>
+        <w:rPr>
+          <w:rFonts w:ascii="Times New Roman" w:hAnsi="Times New Roman"/>
+          <w:color w:val="000000"/>
+          <w:sz w:val="24"/>
+        </w:rPr>
+        <w:t>насолодження</w:t>
+      </w:r>
+      <w:r>
+        <w:rPr>
+          <w:rFonts w:ascii="Times New Roman" w:hAnsi="Times New Roman"/>
+          <w:color w:val="000000"/>
+          <w:sz w:val="24"/>
+        </w:rPr>
+        <w:t>.</w:t>
+      </w:r>
+    </w:p>
+    <w:p>
+      <w:pPr>
+        <w:pStyle w:val="a"/>
+        <w:spacing w:after="120"/>
+      </w:pPr>
+      <w:r>
+        <w:rPr>
+          <w:rFonts w:ascii="Times New Roman" w:hAnsi="Times New Roman"/>
+          <w:i/>
+          <w:color w:val="FF0000"/>
+          <w:sz w:val="24"/>
+        </w:rPr>
+        <w:t xml:space="preserve">Стих: </w:t>
+      </w:r>
+      <w:r>
+        <w:rPr>
+          <w:rFonts w:ascii="Times New Roman" w:hAnsi="Times New Roman"/>
+          <w:sz w:val="24"/>
+          <w:u w:val="single"/>
+        </w:rPr>
+        <w:t>Усі святі, моліть Бога за нас.</w:t>
+      </w:r>
+    </w:p>
+    <w:p>
+      <w:pPr>
+        <w:pStyle w:val="a"/>
+        <w:spacing w:after="120"/>
+      </w:pPr>
+      <w:r>
+        <w:rPr>
+          <w:rFonts w:ascii="Times New Roman" w:hAnsi="Times New Roman"/>
+          <w:color w:val="000000"/>
+          <w:sz w:val="24"/>
+        </w:rPr>
+        <w:t>Посники</w:t>
+      </w:r>
+      <w:r>
+        <w:rPr>
+          <w:rFonts w:ascii="Times New Roman" w:hAnsi="Times New Roman"/>
+          <w:color w:val="000000"/>
+          <w:sz w:val="24"/>
+        </w:rPr>
+        <w:t>, умертвивши плоть, одержали життя; святителі премудрі добре пасли стадо Христове і після кончини сподобилися безсмертної слави.</w:t>
+      </w:r>
+    </w:p>
+    <w:p>
+      <w:pPr>
+        <w:pStyle w:val="a"/>
+        <w:spacing w:after="120"/>
+      </w:pPr>
+      <w:r>
+        <w:rPr>
+          <w:rFonts w:ascii="Times New Roman" w:hAnsi="Times New Roman"/>
+          <w:b/>
+          <w:sz w:val="24"/>
+        </w:rPr>
+        <w:t>Слава:</w:t>
+      </w:r>
+      <w:r>
+        <w:rPr>
+          <w:rFonts w:ascii="Times New Roman" w:hAnsi="Times New Roman"/>
+          <w:sz w:val="24"/>
+        </w:rPr>
+        <w:t xml:space="preserve"> </w:t>
+      </w:r>
+      <w:r>
+        <w:rPr>
+          <w:rFonts w:ascii="Times New Roman" w:hAnsi="Times New Roman"/>
+          <w:i/>
+          <w:color w:val="FF0000"/>
+          <w:sz w:val="24"/>
+        </w:rPr>
+        <w:t xml:space="preserve">Померлим: </w:t>
+      </w:r>
+      <w:r>
+        <w:rPr>
+          <w:rFonts w:ascii="Times New Roman" w:hAnsi="Times New Roman"/>
+          <w:color w:val="000000"/>
+          <w:sz w:val="24"/>
+        </w:rPr>
+        <w:t xml:space="preserve">Слове, Ти є життя живих і спокій померлих; рабів Твоїх, яких Ти </w:t>
+      </w:r>
+      <w:r>
+        <w:rPr>
+          <w:rFonts w:ascii="Times New Roman" w:hAnsi="Times New Roman"/>
+          <w:color w:val="000000"/>
+          <w:sz w:val="24"/>
+        </w:rPr>
+        <w:t>преставив</w:t>
+      </w:r>
+      <w:r>
+        <w:rPr>
+          <w:rFonts w:ascii="Times New Roman" w:hAnsi="Times New Roman"/>
+          <w:color w:val="000000"/>
+          <w:sz w:val="24"/>
+        </w:rPr>
+        <w:t xml:space="preserve"> божественним Твоїм повелінням, осели на лоні Авраама, угодника Твого.</w:t>
+      </w:r>
+    </w:p>
+    <w:p>
+      <w:pPr>
+        <w:pStyle w:val="a"/>
+        <w:spacing w:after="120"/>
+      </w:pPr>
+      <w:r>
+        <w:rPr>
+          <w:rFonts w:ascii="Times New Roman" w:hAnsi="Times New Roman"/>
+          <w:b/>
+          <w:sz w:val="24"/>
+        </w:rPr>
+        <w:t>І нині:</w:t>
+      </w:r>
+      <w:r>
+        <w:rPr>
+          <w:rFonts w:ascii="Times New Roman" w:hAnsi="Times New Roman"/>
+          <w:sz w:val="24"/>
+        </w:rPr>
+        <w:t xml:space="preserve"> </w:t>
+      </w:r>
+      <w:r>
+        <w:rPr>
+          <w:rFonts w:ascii="Times New Roman" w:hAnsi="Times New Roman"/>
+          <w:i/>
+          <w:color w:val="FF0000"/>
+          <w:sz w:val="24"/>
+        </w:rPr>
+        <w:t xml:space="preserve">Богородичний: </w:t>
+      </w:r>
+      <w:r>
+        <w:rPr>
+          <w:rFonts w:ascii="Times New Roman" w:hAnsi="Times New Roman"/>
+          <w:color w:val="000000"/>
+          <w:sz w:val="24"/>
+        </w:rPr>
+        <w:t>Оселилося в Тобі, Чиста, Отче сяяння і безплотною зорею Свого Божества розігнало темряву багатобожжя і світ просвітило.</w:t>
+      </w:r>
+    </w:p>
+    <w:p>
+      <w:pPr>
+        <w:pStyle w:val="Heading3"/>
+        <w:spacing w:after="120"/>
+        <w:jc w:val="center"/>
+      </w:pPr>
+      <w:r>
+        <w:rPr>
+          <w:rFonts w:ascii="Times New Roman" w:hAnsi="Times New Roman"/>
+          <w:b/>
+          <w:i/>
+          <w:color w:val="FF0000"/>
+          <w:sz w:val="24"/>
+        </w:rPr>
+        <w:t>Мала єктенія</w:t>
+      </w:r>
+    </w:p>
+    <w:p>
+      <w:pPr>
+        <w:pStyle w:val="a"/>
+        <w:spacing w:after="120"/>
+      </w:pPr>
+      <w:r>
+        <w:rPr>
+          <w:rFonts w:ascii="Times New Roman" w:hAnsi="Times New Roman"/>
+          <w:color w:val="000000"/>
+          <w:sz w:val="24"/>
+        </w:rPr>
+        <w:t>Ще і ще в мирі Господеві помолімся.</w:t>
+      </w:r>
+    </w:p>
+    <w:p>
+      <w:pPr>
+        <w:pStyle w:val="a"/>
+        <w:spacing w:after="120"/>
+      </w:pPr>
+      <w:r>
+        <w:rPr>
+          <w:rFonts w:ascii="Times New Roman" w:hAnsi="Times New Roman"/>
+          <w:i/>
+          <w:color w:val="FF0000"/>
+          <w:sz w:val="24"/>
+        </w:rPr>
+        <w:t>Вірні:</w:t>
+      </w:r>
+      <w:r>
+        <w:rPr>
+          <w:rFonts w:ascii="Times New Roman" w:hAnsi="Times New Roman"/>
+          <w:color w:val="000000"/>
+          <w:sz w:val="24"/>
+        </w:rPr>
+        <w:t xml:space="preserve"> Господи, помилуй.</w:t>
+      </w:r>
+    </w:p>
+    <w:p>
+      <w:pPr>
+        <w:pStyle w:val="a"/>
+        <w:spacing w:after="120"/>
+      </w:pPr>
+      <w:r>
+        <w:rPr>
+          <w:rFonts w:ascii="Times New Roman" w:hAnsi="Times New Roman"/>
+          <w:color w:val="000000"/>
+          <w:sz w:val="24"/>
+        </w:rPr>
+        <w:t>Заступи, спаси, помилуй і охорони нас, Боже, твоєю благодаттю.</w:t>
+      </w:r>
+    </w:p>
+    <w:p>
+      <w:pPr>
+        <w:pStyle w:val="a"/>
+        <w:spacing w:after="120"/>
+      </w:pPr>
+      <w:r>
+        <w:rPr>
+          <w:rFonts w:ascii="Times New Roman" w:hAnsi="Times New Roman"/>
+          <w:i/>
+          <w:color w:val="FF0000"/>
+          <w:sz w:val="24"/>
+        </w:rPr>
+        <w:t>Вірні:</w:t>
+      </w:r>
+      <w:r>
+        <w:rPr>
+          <w:rFonts w:ascii="Times New Roman" w:hAnsi="Times New Roman"/>
+          <w:color w:val="000000"/>
+          <w:sz w:val="24"/>
+        </w:rPr>
+        <w:t xml:space="preserve"> Господи, помилуй.</w:t>
+      </w:r>
+    </w:p>
+    <w:p>
+      <w:pPr>
+        <w:pStyle w:val="a"/>
+        <w:spacing w:after="120"/>
+      </w:pPr>
+      <w:r>
+        <w:rPr>
+          <w:rFonts w:ascii="Times New Roman" w:hAnsi="Times New Roman"/>
+          <w:color w:val="000000"/>
+          <w:sz w:val="24"/>
+        </w:rPr>
+        <w:t>Пресвяту, пречисту, преблагословенну, славну Владичицю нашу Богородицю і приснодіву Марію, з усіма святими пом'янувши, самі себе, і один одного, і все життя наше Христу Богові віддаймо.</w:t>
+      </w:r>
+    </w:p>
+    <w:p>
+      <w:pPr>
+        <w:pStyle w:val="a"/>
+        <w:spacing w:after="120"/>
+      </w:pPr>
+      <w:r>
+        <w:rPr>
+          <w:rFonts w:ascii="Times New Roman" w:hAnsi="Times New Roman"/>
+          <w:i/>
+          <w:color w:val="FF0000"/>
+          <w:sz w:val="24"/>
+        </w:rPr>
+        <w:t>Вірні:</w:t>
+      </w:r>
+      <w:r>
+        <w:rPr>
+          <w:rFonts w:ascii="Times New Roman" w:hAnsi="Times New Roman"/>
+          <w:color w:val="000000"/>
+          <w:sz w:val="24"/>
+        </w:rPr>
+        <w:t xml:space="preserve"> Тобі, Господи.</w:t>
+      </w:r>
+    </w:p>
+    <w:p>
+      <w:pPr>
+        <w:pStyle w:val="a"/>
+        <w:spacing w:after="120"/>
+      </w:pPr>
+      <w:r>
+        <w:rPr>
+          <w:rFonts w:ascii="Times New Roman" w:hAnsi="Times New Roman"/>
+          <w:sz w:val="24"/>
+          <w:u w:val="single"/>
+        </w:rPr>
+        <w:t>[Дякуємо тобі, Господи, Боже спасіння нашого, бо ти все робиш для добра життя нашого, щоб ми завжди на тебе споглядали, Спасителю й Доброчинцю душ наших. Бо ти дав спокій нам у час минулої ночі й підвів нас, щоб ми поклонялися величному імені твоєму. Тому молимо тебе, Господи: Дай нам ласку й силу, щоб ми стали гідними співати тобі розумно й молитися безупинно та в страсі і тремтінні над нашим спасінням працювали, при заступництві Христа твого. Пом'яни, Господи, і тих, що вночі до тебе кличуть. Вислухай їх і помилуй, і круши під ноги їх невидимих і войовничих ворогів.]</w:t>
+      </w:r>
+    </w:p>
+    <w:p>
+      <w:pPr>
+        <w:pStyle w:val="a"/>
+        <w:spacing w:after="120"/>
+      </w:pPr>
+      <w:r>
+        <w:rPr>
+          <w:rFonts w:ascii="Times New Roman" w:hAnsi="Times New Roman"/>
+          <w:i/>
+          <w:color w:val="FF0000"/>
+          <w:sz w:val="24"/>
+        </w:rPr>
+        <w:t>Священик:</w:t>
+      </w:r>
+      <w:r>
+        <w:rPr>
+          <w:rFonts w:ascii="Times New Roman" w:hAnsi="Times New Roman"/>
+          <w:i/>
+          <w:color w:val="FF0000"/>
+          <w:sz w:val="24"/>
+        </w:rPr>
+        <w:t xml:space="preserve"> </w:t>
+      </w:r>
+      <w:r>
+        <w:rPr>
+          <w:rFonts w:ascii="Times New Roman" w:hAnsi="Times New Roman"/>
+          <w:color w:val="000000"/>
+          <w:sz w:val="24"/>
+        </w:rPr>
+        <w:t>Бо Ти цар миру і Спас душ наших і Тобі славу возсилаємо: Отцю, і Сину, і Святому Духові</w:t>
+      </w:r>
+      <w:r>
+        <w:rPr>
+          <w:rFonts w:ascii="Times New Roman" w:hAnsi="Times New Roman"/>
+          <w:sz w:val="24"/>
+        </w:rPr>
+        <w:t>, нині і повсякчас, і на віки віків.</w:t>
+      </w:r>
+    </w:p>
+    <w:p>
+      <w:pPr>
+        <w:pStyle w:val="a"/>
+        <w:spacing w:after="120"/>
+      </w:pPr>
+      <w:r>
+        <w:rPr>
+          <w:rFonts w:ascii="Times New Roman" w:hAnsi="Times New Roman"/>
+          <w:i/>
+          <w:color w:val="FF0000"/>
+          <w:sz w:val="24"/>
+        </w:rPr>
+        <w:t>Вірні:</w:t>
+      </w:r>
+      <w:r>
+        <w:rPr>
+          <w:rFonts w:ascii="Times New Roman" w:hAnsi="Times New Roman"/>
+          <w:color w:val="FF0000"/>
+          <w:sz w:val="24"/>
+        </w:rPr>
+        <w:t xml:space="preserve"> </w:t>
+      </w:r>
+      <w:r>
+        <w:rPr>
+          <w:rFonts w:ascii="Times New Roman" w:hAnsi="Times New Roman"/>
+          <w:sz w:val="24"/>
+        </w:rPr>
+        <w:t>Амінь</w:t>
+      </w:r>
+      <w:r>
+        <w:rPr>
+          <w:rFonts w:ascii="Times New Roman" w:hAnsi="Times New Roman"/>
+          <w:i/>
+          <w:sz w:val="24"/>
+        </w:rPr>
+        <w:t>.</w:t>
+      </w:r>
+    </w:p>
+    <w:p>
+      <w:pPr>
+        <w:pStyle w:val="Heading3"/>
+        <w:spacing w:after="120"/>
+        <w:jc w:val="center"/>
+      </w:pPr>
+      <w:r>
+        <w:rPr>
+          <w:rFonts w:ascii="Times New Roman" w:hAnsi="Times New Roman"/>
+          <w:i/>
+          <w:color w:val="FF0000"/>
+          <w:sz w:val="24"/>
+        </w:rPr>
+        <w:t>Пісня 7</w:t>
+      </w:r>
+    </w:p>
+    <w:p>
+      <w:pPr>
+        <w:pStyle w:val="a"/>
+        <w:spacing w:after="120"/>
+      </w:pPr>
+      <w:r>
+        <w:rPr>
+          <w:rFonts w:ascii="Times New Roman" w:hAnsi="Times New Roman"/>
+          <w:b/>
+          <w:i/>
+          <w:color w:val="FF0000"/>
+          <w:sz w:val="24"/>
+        </w:rPr>
+        <w:t>Ірмос (г. 8):</w:t>
+      </w:r>
+      <w:r>
+        <w:rPr>
+          <w:rFonts w:ascii="Times New Roman" w:hAnsi="Times New Roman"/>
+          <w:b/>
+          <w:i/>
+          <w:color w:val="000000"/>
+          <w:sz w:val="24"/>
+        </w:rPr>
+        <w:t xml:space="preserve"> </w:t>
+      </w:r>
+      <w:r>
+        <w:rPr>
+          <w:rFonts w:ascii="Times New Roman" w:hAnsi="Times New Roman"/>
+          <w:b/>
+          <w:color w:val="000000"/>
+          <w:sz w:val="24"/>
+        </w:rPr>
+        <w:t>Юнаки побожні у Вавилоні ідолу золотому не поклонилися, але посеред печі вогняної, зрошені, пісню співали, промовляючи: прославлений отців і наш Боже, благословенний Ти.</w:t>
+      </w:r>
+    </w:p>
+    <w:p>
+      <w:pPr>
+        <w:pStyle w:val="a"/>
+        <w:spacing w:after="120"/>
+      </w:pPr>
+      <w:r>
+        <w:rPr>
+          <w:rFonts w:ascii="Times New Roman" w:hAnsi="Times New Roman"/>
+          <w:i/>
+          <w:color w:val="FF0000"/>
+          <w:sz w:val="24"/>
+        </w:rPr>
+        <w:t xml:space="preserve">Стих: </w:t>
+      </w:r>
+      <w:r>
+        <w:rPr>
+          <w:rFonts w:ascii="Times New Roman" w:hAnsi="Times New Roman"/>
+          <w:sz w:val="24"/>
+          <w:u w:val="single"/>
+        </w:rPr>
+        <w:t>Усі святі, моліть Бога за нас.</w:t>
+      </w:r>
+    </w:p>
+    <w:p>
+      <w:pPr>
+        <w:pStyle w:val="a"/>
+        <w:spacing w:after="120"/>
+      </w:pPr>
+      <w:r>
+        <w:rPr>
+          <w:rFonts w:ascii="Times New Roman" w:hAnsi="Times New Roman"/>
+          <w:color w:val="000000"/>
+          <w:sz w:val="24"/>
+        </w:rPr>
+        <w:t xml:space="preserve">Зруйнувавши оплот </w:t>
+      </w:r>
+      <w:r>
+        <w:rPr>
+          <w:rFonts w:ascii="Times New Roman" w:hAnsi="Times New Roman"/>
+          <w:color w:val="000000"/>
+          <w:sz w:val="24"/>
+        </w:rPr>
+        <w:t>злочестя</w:t>
+      </w:r>
+      <w:r>
+        <w:rPr>
+          <w:rFonts w:ascii="Times New Roman" w:hAnsi="Times New Roman"/>
+          <w:color w:val="000000"/>
+          <w:sz w:val="24"/>
+        </w:rPr>
+        <w:t xml:space="preserve"> вашим священним </w:t>
+      </w:r>
+      <w:r>
+        <w:rPr>
+          <w:rFonts w:ascii="Times New Roman" w:hAnsi="Times New Roman"/>
+          <w:color w:val="000000"/>
+          <w:sz w:val="24"/>
+        </w:rPr>
+        <w:t>зв’язанням</w:t>
+      </w:r>
+      <w:r>
+        <w:rPr>
+          <w:rFonts w:ascii="Times New Roman" w:hAnsi="Times New Roman"/>
+          <w:color w:val="000000"/>
+          <w:sz w:val="24"/>
+        </w:rPr>
+        <w:t xml:space="preserve">, </w:t>
+      </w:r>
+      <w:r>
+        <w:rPr>
+          <w:rFonts w:ascii="Times New Roman" w:hAnsi="Times New Roman"/>
+          <w:color w:val="000000"/>
+          <w:sz w:val="24"/>
+        </w:rPr>
+        <w:t>всехвальні</w:t>
+      </w:r>
+      <w:r>
+        <w:rPr>
+          <w:rFonts w:ascii="Times New Roman" w:hAnsi="Times New Roman"/>
+          <w:color w:val="000000"/>
+          <w:sz w:val="24"/>
+        </w:rPr>
+        <w:t xml:space="preserve"> мученики, </w:t>
+      </w:r>
+      <w:r>
+        <w:rPr>
+          <w:rFonts w:ascii="Times New Roman" w:hAnsi="Times New Roman"/>
+          <w:color w:val="000000"/>
+          <w:sz w:val="24"/>
+        </w:rPr>
+        <w:t>розірвіть</w:t>
+      </w:r>
+      <w:r>
+        <w:rPr>
+          <w:rFonts w:ascii="Times New Roman" w:hAnsi="Times New Roman"/>
+          <w:color w:val="000000"/>
+          <w:sz w:val="24"/>
+        </w:rPr>
+        <w:t xml:space="preserve"> ланцюги моїх гріхів і спасіть мене, страстотерпці, що взиваю: прославлений отців і наш Боже, благословенний Ти.</w:t>
+      </w:r>
+    </w:p>
+    <w:p>
+      <w:pPr>
+        <w:pStyle w:val="a"/>
+        <w:spacing w:after="120"/>
+      </w:pPr>
+      <w:r>
+        <w:rPr>
+          <w:rFonts w:ascii="Times New Roman" w:hAnsi="Times New Roman"/>
+          <w:i/>
+          <w:color w:val="FF0000"/>
+          <w:sz w:val="24"/>
+        </w:rPr>
+        <w:t xml:space="preserve">Стих: </w:t>
+      </w:r>
+      <w:r>
+        <w:rPr>
+          <w:rFonts w:ascii="Times New Roman" w:hAnsi="Times New Roman"/>
+          <w:sz w:val="24"/>
+          <w:u w:val="single"/>
+        </w:rPr>
+        <w:t>Усі святі, моліть Бога за нас.</w:t>
+      </w:r>
+    </w:p>
+    <w:p>
+      <w:pPr>
+        <w:pStyle w:val="a"/>
+        <w:spacing w:after="120"/>
+      </w:pPr>
+      <w:r>
+        <w:rPr>
+          <w:rFonts w:ascii="Times New Roman" w:hAnsi="Times New Roman"/>
+          <w:color w:val="000000"/>
+          <w:sz w:val="24"/>
+        </w:rPr>
+        <w:t>Хмарами святої вашої крові, премудрі святителі, ви погасили вогонь єресей, і полум’ям спалили кукіль нечестя і омани, і душі вірних просвітили.</w:t>
+      </w:r>
+    </w:p>
+    <w:p>
+      <w:pPr>
+        <w:pStyle w:val="a"/>
+        <w:spacing w:after="120"/>
+      </w:pPr>
+      <w:r>
+        <w:rPr>
+          <w:rFonts w:ascii="Times New Roman" w:hAnsi="Times New Roman"/>
+          <w:i/>
+          <w:color w:val="FF0000"/>
+          <w:sz w:val="24"/>
+        </w:rPr>
+        <w:t xml:space="preserve">Стих: </w:t>
+      </w:r>
+      <w:r>
+        <w:rPr>
+          <w:rFonts w:ascii="Times New Roman" w:hAnsi="Times New Roman"/>
+          <w:sz w:val="24"/>
+          <w:u w:val="single"/>
+        </w:rPr>
+        <w:t>Усі святі, моліть Бога за нас.</w:t>
+      </w:r>
+    </w:p>
+    <w:p>
+      <w:pPr>
+        <w:pStyle w:val="a"/>
+        <w:spacing w:after="120"/>
+      </w:pPr>
+      <w:r>
+        <w:rPr>
+          <w:rFonts w:ascii="Times New Roman" w:hAnsi="Times New Roman"/>
+          <w:color w:val="000000"/>
+          <w:sz w:val="24"/>
+        </w:rPr>
+        <w:t>Посники</w:t>
+      </w:r>
+      <w:r>
+        <w:rPr>
+          <w:rFonts w:ascii="Times New Roman" w:hAnsi="Times New Roman"/>
+          <w:color w:val="000000"/>
+          <w:sz w:val="24"/>
+        </w:rPr>
+        <w:t xml:space="preserve">, стриманістю умертвивши плоть, живуть і після смерті; лик пророків і преподобних і зібрання святих </w:t>
+      </w:r>
+      <w:r>
+        <w:rPr>
+          <w:rFonts w:ascii="Times New Roman" w:hAnsi="Times New Roman"/>
+          <w:color w:val="000000"/>
+          <w:sz w:val="24"/>
+        </w:rPr>
+        <w:t>жон</w:t>
+      </w:r>
+      <w:r>
+        <w:rPr>
+          <w:rFonts w:ascii="Times New Roman" w:hAnsi="Times New Roman"/>
+          <w:color w:val="000000"/>
+          <w:sz w:val="24"/>
+        </w:rPr>
+        <w:t>, постраждавши, прославилися; їхніми молитвами, Христе, визволи нас від бід.</w:t>
+      </w:r>
+    </w:p>
+    <w:p>
+      <w:pPr>
+        <w:pStyle w:val="a"/>
+        <w:spacing w:after="120"/>
+      </w:pPr>
+      <w:r>
+        <w:rPr>
+          <w:rFonts w:ascii="Times New Roman" w:hAnsi="Times New Roman"/>
+          <w:b/>
+          <w:sz w:val="24"/>
+        </w:rPr>
+        <w:t>Слава:</w:t>
+      </w:r>
+      <w:r>
+        <w:rPr>
+          <w:rFonts w:ascii="Times New Roman" w:hAnsi="Times New Roman"/>
+          <w:i/>
+          <w:color w:val="FF0000"/>
+          <w:sz w:val="24"/>
+        </w:rPr>
+        <w:t xml:space="preserve"> Померлим: </w:t>
+      </w:r>
+      <w:r>
+        <w:rPr>
+          <w:rFonts w:ascii="Times New Roman" w:hAnsi="Times New Roman"/>
+          <w:color w:val="000000"/>
+          <w:sz w:val="24"/>
+        </w:rPr>
+        <w:t xml:space="preserve">Всі душі спочилих у надії на життя упокой, Христе, простивши їхні гріхи, вчинені в житті, заради великого Твого </w:t>
+      </w:r>
+      <w:r>
+        <w:rPr>
+          <w:rFonts w:ascii="Times New Roman" w:hAnsi="Times New Roman"/>
+          <w:color w:val="000000"/>
+          <w:sz w:val="24"/>
+        </w:rPr>
+        <w:t>благоутробія</w:t>
+      </w:r>
+      <w:r>
+        <w:rPr>
+          <w:rFonts w:ascii="Times New Roman" w:hAnsi="Times New Roman"/>
+          <w:color w:val="000000"/>
+          <w:sz w:val="24"/>
+        </w:rPr>
+        <w:t>, єдиний милостивий, Спасе, отців Боже, благословенний Ти.</w:t>
+      </w:r>
+    </w:p>
+    <w:p>
+      <w:pPr>
+        <w:pStyle w:val="a"/>
+        <w:spacing w:after="120"/>
+      </w:pPr>
+      <w:r>
+        <w:rPr>
+          <w:rFonts w:ascii="Times New Roman" w:hAnsi="Times New Roman"/>
+          <w:b/>
+          <w:sz w:val="24"/>
+        </w:rPr>
+        <w:t>І нині:</w:t>
+      </w:r>
+      <w:r>
+        <w:rPr>
+          <w:rFonts w:ascii="Times New Roman" w:hAnsi="Times New Roman"/>
+          <w:sz w:val="24"/>
+        </w:rPr>
+        <w:t xml:space="preserve"> </w:t>
+      </w:r>
+      <w:r>
+        <w:rPr>
+          <w:rFonts w:ascii="Times New Roman" w:hAnsi="Times New Roman"/>
+          <w:i/>
+          <w:color w:val="FF0000"/>
+          <w:sz w:val="24"/>
+        </w:rPr>
+        <w:t xml:space="preserve">Богородичний: </w:t>
+      </w:r>
+      <w:r>
+        <w:rPr>
+          <w:rFonts w:ascii="Times New Roman" w:hAnsi="Times New Roman"/>
+          <w:color w:val="000000"/>
+          <w:sz w:val="24"/>
+        </w:rPr>
+        <w:t>Ти, Пречиста, прийняла в утробу Слово втілене; Його моли, Чиста, очистити мої гріхи душі і тіла, що з чистою вірою до Тебе вдаюся.</w:t>
+      </w:r>
+    </w:p>
+    <w:p>
+      <w:pPr>
+        <w:pStyle w:val="Heading3"/>
+        <w:spacing w:after="120"/>
+        <w:jc w:val="center"/>
+      </w:pPr>
+      <w:r>
+        <w:rPr>
+          <w:rFonts w:ascii="Times New Roman" w:hAnsi="Times New Roman"/>
+          <w:i/>
+          <w:color w:val="FF0000"/>
+          <w:sz w:val="24"/>
+        </w:rPr>
+        <w:t>Пісня 8</w:t>
+      </w:r>
+    </w:p>
+    <w:p>
+      <w:pPr>
+        <w:pStyle w:val="a"/>
+        <w:spacing w:after="120"/>
+      </w:pPr>
+      <w:r>
+        <w:rPr>
+          <w:rFonts w:ascii="Times New Roman" w:hAnsi="Times New Roman"/>
+          <w:b/>
+          <w:i/>
+          <w:color w:val="FF0000"/>
+          <w:sz w:val="24"/>
+        </w:rPr>
+        <w:t>Ірмос (г. 8):</w:t>
+      </w:r>
+      <w:r>
+        <w:rPr>
+          <w:rFonts w:ascii="Times New Roman" w:hAnsi="Times New Roman"/>
+          <w:b/>
+          <w:color w:val="000000"/>
+          <w:sz w:val="24"/>
+        </w:rPr>
+        <w:t xml:space="preserve"> Побожні юнаки в печі, вогняне полум’я подолавши, співали: благословляйте, діла Господні, Господа.</w:t>
+      </w:r>
+    </w:p>
+    <w:p>
+      <w:pPr>
+        <w:pStyle w:val="a"/>
+        <w:spacing w:after="120"/>
+      </w:pPr>
+      <w:r>
+        <w:rPr>
+          <w:rFonts w:ascii="Times New Roman" w:hAnsi="Times New Roman"/>
+          <w:i/>
+          <w:color w:val="FF0000"/>
+          <w:sz w:val="24"/>
+        </w:rPr>
+        <w:t xml:space="preserve">Стих: </w:t>
+      </w:r>
+      <w:r>
+        <w:rPr>
+          <w:rFonts w:ascii="Times New Roman" w:hAnsi="Times New Roman"/>
+          <w:sz w:val="24"/>
+          <w:u w:val="single"/>
+        </w:rPr>
+        <w:t>Усі святі, моліть Бога за нас.</w:t>
+      </w:r>
+    </w:p>
+    <w:p>
+      <w:pPr>
+        <w:pStyle w:val="a"/>
+        <w:spacing w:after="120"/>
+      </w:pPr>
+      <w:r>
+        <w:rPr>
+          <w:rFonts w:ascii="Times New Roman" w:hAnsi="Times New Roman"/>
+          <w:color w:val="000000"/>
+          <w:sz w:val="24"/>
+        </w:rPr>
+        <w:t>Храми ідольські зруйнували, страждаючи, і себе створили храмами Божественної Тройці, страстотерпці Господні, ангелів співрозмовники.</w:t>
+      </w:r>
+    </w:p>
+    <w:p>
+      <w:pPr>
+        <w:pStyle w:val="a"/>
+        <w:spacing w:after="120"/>
+      </w:pPr>
+      <w:r>
+        <w:rPr>
+          <w:rFonts w:ascii="Times New Roman" w:hAnsi="Times New Roman"/>
+          <w:i/>
+          <w:color w:val="FF0000"/>
+          <w:sz w:val="24"/>
+        </w:rPr>
+        <w:t xml:space="preserve">Стих: </w:t>
+      </w:r>
+      <w:r>
+        <w:rPr>
+          <w:rFonts w:ascii="Times New Roman" w:hAnsi="Times New Roman"/>
+          <w:sz w:val="24"/>
+          <w:u w:val="single"/>
+        </w:rPr>
+        <w:t>Усі святі, моліть Бога за нас.</w:t>
+      </w:r>
+    </w:p>
+    <w:p>
+      <w:pPr>
+        <w:pStyle w:val="a"/>
+        <w:spacing w:after="120"/>
+      </w:pPr>
+      <w:r>
+        <w:rPr>
+          <w:rFonts w:ascii="Times New Roman" w:hAnsi="Times New Roman"/>
+          <w:color w:val="000000"/>
+          <w:sz w:val="24"/>
+        </w:rPr>
+        <w:t>Священики Твої, Христе, одягнувшись у правду, нині радуються з преподобними, сущими від віку, ясно дивлячись на Твою божественну доброту.</w:t>
+      </w:r>
+    </w:p>
+    <w:p>
+      <w:pPr>
+        <w:pStyle w:val="a"/>
+        <w:spacing w:after="120"/>
+      </w:pPr>
+      <w:r>
+        <w:rPr>
+          <w:rFonts w:ascii="Times New Roman" w:hAnsi="Times New Roman"/>
+          <w:i/>
+          <w:color w:val="FF0000"/>
+          <w:sz w:val="24"/>
+        </w:rPr>
+        <w:t xml:space="preserve">Стих: </w:t>
+      </w:r>
+      <w:r>
+        <w:rPr>
+          <w:rFonts w:ascii="Times New Roman" w:hAnsi="Times New Roman"/>
+          <w:sz w:val="24"/>
+          <w:u w:val="single"/>
+        </w:rPr>
+        <w:t>Усі святі, моліть Бога за нас.</w:t>
+      </w:r>
+    </w:p>
+    <w:p>
+      <w:pPr>
+        <w:pStyle w:val="a"/>
+        <w:spacing w:after="120"/>
+      </w:pPr>
+      <w:r>
+        <w:rPr>
+          <w:rFonts w:ascii="Times New Roman" w:hAnsi="Times New Roman"/>
+          <w:color w:val="000000"/>
+          <w:sz w:val="24"/>
+        </w:rPr>
+        <w:t xml:space="preserve">Святими молитвами пророків Твоїх, і </w:t>
+      </w:r>
+      <w:r>
+        <w:rPr>
+          <w:rFonts w:ascii="Times New Roman" w:hAnsi="Times New Roman"/>
+          <w:color w:val="000000"/>
+          <w:sz w:val="24"/>
+        </w:rPr>
+        <w:t>жон</w:t>
+      </w:r>
+      <w:r>
+        <w:rPr>
+          <w:rFonts w:ascii="Times New Roman" w:hAnsi="Times New Roman"/>
+          <w:color w:val="000000"/>
+          <w:sz w:val="24"/>
+        </w:rPr>
+        <w:t xml:space="preserve"> </w:t>
+      </w:r>
+      <w:r>
+        <w:rPr>
+          <w:rFonts w:ascii="Times New Roman" w:hAnsi="Times New Roman"/>
+          <w:color w:val="000000"/>
+          <w:sz w:val="24"/>
+        </w:rPr>
+        <w:t>приснославних</w:t>
+      </w:r>
+      <w:r>
+        <w:rPr>
+          <w:rFonts w:ascii="Times New Roman" w:hAnsi="Times New Roman"/>
+          <w:color w:val="000000"/>
+          <w:sz w:val="24"/>
+        </w:rPr>
+        <w:t>, і сущих від віку праведників даруй, Слове, милості Твої світові Твоєму.</w:t>
+      </w:r>
+    </w:p>
+    <w:p>
+      <w:pPr>
+        <w:pStyle w:val="a"/>
+        <w:spacing w:after="120"/>
+      </w:pPr>
+      <w:r>
+        <w:rPr>
+          <w:rFonts w:ascii="Times New Roman" w:hAnsi="Times New Roman"/>
+          <w:b/>
+          <w:color w:val="000000"/>
+          <w:sz w:val="24"/>
+        </w:rPr>
+        <w:t xml:space="preserve">Благословім Отця і Сина і Святого Духа Господа: </w:t>
+      </w:r>
+      <w:r>
+        <w:rPr>
+          <w:rFonts w:ascii="Times New Roman" w:hAnsi="Times New Roman"/>
+          <w:i/>
+          <w:color w:val="FF0000"/>
+          <w:sz w:val="24"/>
+        </w:rPr>
+        <w:t xml:space="preserve">Померлим: </w:t>
+      </w:r>
+      <w:r>
+        <w:rPr>
+          <w:rFonts w:ascii="Times New Roman" w:hAnsi="Times New Roman"/>
+          <w:color w:val="000000"/>
+          <w:sz w:val="24"/>
+        </w:rPr>
+        <w:t>Правосудний, коли Ти судитимеш тих, кого Ти прийняв від нас, збережи їх незасудженими, простивши їхні гріхи, Владико.</w:t>
+      </w:r>
+    </w:p>
+    <w:p>
+      <w:pPr>
+        <w:pStyle w:val="a"/>
+        <w:spacing w:after="120"/>
+      </w:pPr>
+      <w:r>
+        <w:rPr>
+          <w:rFonts w:ascii="Times New Roman" w:hAnsi="Times New Roman"/>
+          <w:b/>
+          <w:sz w:val="24"/>
+        </w:rPr>
+        <w:t>І нині:</w:t>
+      </w:r>
+      <w:r>
+        <w:rPr>
+          <w:rFonts w:ascii="Times New Roman" w:hAnsi="Times New Roman"/>
+          <w:sz w:val="24"/>
+        </w:rPr>
+        <w:t xml:space="preserve"> </w:t>
+      </w:r>
+      <w:r>
+        <w:rPr>
+          <w:rFonts w:ascii="Times New Roman" w:hAnsi="Times New Roman"/>
+          <w:i/>
+          <w:color w:val="FF0000"/>
+          <w:sz w:val="24"/>
+        </w:rPr>
+        <w:t xml:space="preserve">Богородичний: </w:t>
+      </w:r>
+      <w:r>
+        <w:rPr>
+          <w:rFonts w:ascii="Times New Roman" w:hAnsi="Times New Roman"/>
+          <w:color w:val="000000"/>
+          <w:sz w:val="24"/>
+        </w:rPr>
+        <w:t>Явившись, Діво, віджени від моєї душі темні хмари, бо ти народила Сонце правди.</w:t>
       </w:r>
     </w:p>
     <w:p>
@@ -12557,62 +14910,48 @@
         <w:jc w:val="center"/>
         <w:rPr>
           <w:rFonts w:ascii="Times New Roman" w:cs="Times New Roman" w:eastAsia="Times New Roman" w:hAnsi="Times New Roman"/>
-          <w:i w:val="1"/>
-          <w:color w:val="ff0000"/>
-        </w:rPr>
-      </w:pPr>
-      <w:r>
-        <w:rPr>
-          <w:rFonts w:ascii="Times New Roman" w:cs="Times New Roman" w:eastAsia="Times New Roman" w:hAnsi="Times New Roman"/>
           <w:b w:val="1"/>
           <w:i w:val="1"/>
           <w:color w:val="ff0000"/>
-          <w:rtl w:val="0"/>
-        </w:rPr>
-        <w:t xml:space="preserve">Мала єктенія</w:t>
-      </w:r>
-      <w:r>
-        <w:rPr>
-          <w:rtl w:val="0"/>
-        </w:rPr>
-      </w:r>
-    </w:p>
-    <w:p>
-      <w:pPr>
-        <w:spacing w:after="120" w:lineRule="auto"/>
-        <w:jc w:val="both"/>
-        <w:rPr>
-          <w:rFonts w:ascii="Times New Roman" w:cs="Times New Roman" w:eastAsia="Times New Roman" w:hAnsi="Times New Roman"/>
-          <w:i w:val="1"/>
-          <w:color w:val="000000"/>
-          <w:sz w:val="24"/>
-          <w:szCs w:val="24"/>
-        </w:rPr>
-      </w:pPr>
-      <w:r>
-        <w:rPr>
-          <w:rFonts w:ascii="Times New Roman" w:cs="Times New Roman" w:eastAsia="Times New Roman" w:hAnsi="Times New Roman"/>
-          <w:color w:val="000000"/>
-          <w:sz w:val="24"/>
-          <w:szCs w:val="24"/>
-          <w:rtl w:val="0"/>
-        </w:rPr>
-        <w:t xml:space="preserve">Ще і ще в мирі Господеві помолімся.</w:t>
-      </w:r>
-      <w:r>
-        <w:rPr>
-          <w:rtl w:val="0"/>
-        </w:rPr>
-      </w:r>
-    </w:p>
-    <w:p>
-      <w:pPr>
-        <w:spacing w:after="120" w:lineRule="auto"/>
-        <w:jc w:val="both"/>
-        <w:rPr>
-          <w:rFonts w:ascii="Times New Roman" w:cs="Times New Roman" w:eastAsia="Times New Roman" w:hAnsi="Times New Roman"/>
-          <w:i w:val="1"/>
-          <w:color w:val="000000"/>
+        </w:rPr>
+      </w:pPr>
+      <w:r>
+        <w:rPr>
+          <w:rFonts w:ascii="Times New Roman" w:cs="Times New Roman" w:eastAsia="Times New Roman" w:hAnsi="Times New Roman"/>
+          <w:b w:val="1"/>
+          <w:i w:val="1"/>
+          <w:color w:val="ff0000"/>
+          <w:rtl w:val="0"/>
+        </w:rPr>
+        <w:t xml:space="preserve">Пісня Богородиці</w:t>
+      </w:r>
+    </w:p>
+    <w:p>
+      <w:pPr>
+        <w:spacing w:after="120" w:lineRule="auto"/>
+        <w:jc w:val="both"/>
+        <w:rPr>
+          <w:rFonts w:ascii="Times New Roman" w:cs="Times New Roman" w:eastAsia="Times New Roman" w:hAnsi="Times New Roman"/>
+          <w:sz w:val="24"/>
+          <w:szCs w:val="24"/>
+        </w:rPr>
+      </w:pPr>
+      <w:r>
+        <w:rPr>
+          <w:rFonts w:ascii="Times New Roman" w:cs="Times New Roman" w:eastAsia="Times New Roman" w:hAnsi="Times New Roman"/>
+          <w:sz w:val="24"/>
+          <w:szCs w:val="24"/>
+          <w:rtl w:val="0"/>
+        </w:rPr>
+        <w:t xml:space="preserve">Богородицю і Матір Світла піснями звеличаймо.</w:t>
+      </w:r>
+    </w:p>
+    <w:p>
+      <w:pPr>
+        <w:spacing w:after="120" w:lineRule="auto"/>
+        <w:jc w:val="both"/>
+        <w:rPr>
+          <w:rFonts w:ascii="Times New Roman" w:cs="Times New Roman" w:eastAsia="Times New Roman" w:hAnsi="Times New Roman"/>
           <w:sz w:val="24"/>
           <w:szCs w:val="24"/>
         </w:rPr>
@@ -12631,284 +14970,159 @@
       <w:r>
         <w:rPr>
           <w:rFonts w:ascii="Times New Roman" w:cs="Times New Roman" w:eastAsia="Times New Roman" w:hAnsi="Times New Roman"/>
-          <w:color w:val="000000"/>
-          <w:sz w:val="24"/>
-          <w:szCs w:val="24"/>
-          <w:rtl w:val="0"/>
-        </w:rPr>
-        <w:t xml:space="preserve"> Господи, помилуй.</w:t>
-      </w:r>
-      <w:r>
-        <w:rPr>
-          <w:rtl w:val="0"/>
-        </w:rPr>
-      </w:r>
-    </w:p>
-    <w:p>
-      <w:pPr>
-        <w:spacing w:after="120" w:lineRule="auto"/>
-        <w:jc w:val="both"/>
-        <w:rPr>
-          <w:rFonts w:ascii="Times New Roman" w:cs="Times New Roman" w:eastAsia="Times New Roman" w:hAnsi="Times New Roman"/>
-          <w:i w:val="1"/>
-          <w:color w:val="000000"/>
-          <w:sz w:val="24"/>
-          <w:szCs w:val="24"/>
-        </w:rPr>
-      </w:pPr>
-      <w:r>
-        <w:rPr>
-          <w:rFonts w:ascii="Times New Roman" w:cs="Times New Roman" w:eastAsia="Times New Roman" w:hAnsi="Times New Roman"/>
-          <w:color w:val="000000"/>
-          <w:sz w:val="24"/>
-          <w:szCs w:val="24"/>
-          <w:rtl w:val="0"/>
-        </w:rPr>
-        <w:t xml:space="preserve">Заступи, спаси, помилуй і охорони нас, Боже, твоєю благодаттю.</w:t>
-      </w:r>
-      <w:r>
-        <w:rPr>
-          <w:rtl w:val="0"/>
-        </w:rPr>
-      </w:r>
-    </w:p>
-    <w:p>
-      <w:pPr>
-        <w:spacing w:after="120" w:lineRule="auto"/>
-        <w:jc w:val="both"/>
-        <w:rPr>
-          <w:rFonts w:ascii="Times New Roman" w:cs="Times New Roman" w:eastAsia="Times New Roman" w:hAnsi="Times New Roman"/>
-          <w:i w:val="1"/>
-          <w:color w:val="000000"/>
-          <w:sz w:val="24"/>
-          <w:szCs w:val="24"/>
-        </w:rPr>
-      </w:pPr>
-      <w:r>
-        <w:rPr>
-          <w:rFonts w:ascii="Times New Roman" w:cs="Times New Roman" w:eastAsia="Times New Roman" w:hAnsi="Times New Roman"/>
-          <w:i w:val="1"/>
-          <w:color w:val="ff0000"/>
-          <w:sz w:val="24"/>
-          <w:szCs w:val="24"/>
-          <w:rtl w:val="0"/>
-        </w:rPr>
-        <w:t xml:space="preserve">Вірні:</w:t>
-      </w:r>
-      <w:r>
-        <w:rPr>
-          <w:rFonts w:ascii="Times New Roman" w:cs="Times New Roman" w:eastAsia="Times New Roman" w:hAnsi="Times New Roman"/>
-          <w:color w:val="000000"/>
-          <w:sz w:val="24"/>
-          <w:szCs w:val="24"/>
-          <w:rtl w:val="0"/>
-        </w:rPr>
-        <w:t xml:space="preserve"> Господи, помилуй.</w:t>
-      </w:r>
-      <w:r>
-        <w:rPr>
-          <w:rtl w:val="0"/>
-        </w:rPr>
-      </w:r>
-    </w:p>
-    <w:p>
-      <w:pPr>
-        <w:spacing w:after="120" w:lineRule="auto"/>
-        <w:jc w:val="both"/>
-        <w:rPr>
-          <w:rFonts w:ascii="Times New Roman" w:cs="Times New Roman" w:eastAsia="Times New Roman" w:hAnsi="Times New Roman"/>
-          <w:i w:val="1"/>
-          <w:color w:val="000000"/>
-          <w:sz w:val="24"/>
-          <w:szCs w:val="24"/>
-        </w:rPr>
-      </w:pPr>
-      <w:r>
-        <w:rPr>
-          <w:rFonts w:ascii="Times New Roman" w:cs="Times New Roman" w:eastAsia="Times New Roman" w:hAnsi="Times New Roman"/>
-          <w:color w:val="000000"/>
-          <w:sz w:val="24"/>
-          <w:szCs w:val="24"/>
-          <w:rtl w:val="0"/>
-        </w:rPr>
-        <w:t xml:space="preserve">Пресвяту, пречисту, преблагословенну, славну Владичицю нашу Богородицю і приснодіву Марію, з усіма святими пом'янувши, самі себе, і один одного, і все життя наше Христу Богові віддаймо.</w:t>
-      </w:r>
-      <w:r>
-        <w:rPr>
-          <w:rtl w:val="0"/>
-        </w:rPr>
-      </w:r>
-    </w:p>
-    <w:p>
-      <w:pPr>
-        <w:spacing w:after="120" w:lineRule="auto"/>
-        <w:jc w:val="both"/>
-        <w:rPr>
-          <w:rFonts w:ascii="Times New Roman" w:cs="Times New Roman" w:eastAsia="Times New Roman" w:hAnsi="Times New Roman"/>
-          <w:i w:val="1"/>
-          <w:color w:val="000000"/>
-          <w:sz w:val="24"/>
-          <w:szCs w:val="24"/>
-        </w:rPr>
-      </w:pPr>
-      <w:r>
-        <w:rPr>
-          <w:rFonts w:ascii="Times New Roman" w:cs="Times New Roman" w:eastAsia="Times New Roman" w:hAnsi="Times New Roman"/>
-          <w:i w:val="1"/>
-          <w:color w:val="ff0000"/>
-          <w:sz w:val="24"/>
-          <w:szCs w:val="24"/>
-          <w:rtl w:val="0"/>
-        </w:rPr>
-        <w:t xml:space="preserve">Вірні:</w:t>
-      </w:r>
-      <w:r>
-        <w:rPr>
-          <w:rFonts w:ascii="Times New Roman" w:cs="Times New Roman" w:eastAsia="Times New Roman" w:hAnsi="Times New Roman"/>
-          <w:color w:val="000000"/>
-          <w:sz w:val="24"/>
-          <w:szCs w:val="24"/>
-          <w:rtl w:val="0"/>
-        </w:rPr>
-        <w:t xml:space="preserve"> Тобі, Господи.</w:t>
-      </w:r>
-      <w:r>
-        <w:rPr>
-          <w:rtl w:val="0"/>
-        </w:rPr>
-      </w:r>
-    </w:p>
-    <w:p>
-      <w:pPr>
-        <w:spacing w:after="120" w:lineRule="auto"/>
-        <w:jc w:val="both"/>
-        <w:rPr>
-          <w:rFonts w:ascii="Times New Roman" w:cs="Times New Roman" w:eastAsia="Times New Roman" w:hAnsi="Times New Roman"/>
-          <w:sz w:val="24"/>
-          <w:szCs w:val="24"/>
-          <w:u w:val="single"/>
-        </w:rPr>
-      </w:pPr>
-      <w:bookmarkStart w:colFirst="0" w:colLast="0" w:name="_heading=h.gjdgxs" w:id="0"/>
-      <w:bookmarkEnd w:id="0"/>
-      <w:r>
-        <w:rPr>
-          <w:rFonts w:ascii="Times New Roman" w:cs="Times New Roman" w:eastAsia="Times New Roman" w:hAnsi="Times New Roman"/>
-          <w:sz w:val="24"/>
-          <w:szCs w:val="24"/>
-          <w:u w:val="single"/>
-          <w:rtl w:val="0"/>
-        </w:rPr>
-        <w:t xml:space="preserve">[Господи, Боже наш, що сонну неміч забрав від нас і покликав нас візванням святим, щоб і вночі підносити руки наші і прославляти тебе за справедливі твої присуди. Прийми благання наші, моління, визнавання, нічні служби і даруй нам, Боже, віру бездоганну, надію впевнену, любов нелицемірну. Благослови наші входи й виходи, вчинки, слова, діла й думки; і дай нам дочекатися початку дня, нам, що хвалять й оспівують, і благословлять добрість твоєї несказанної сили]</w:t>
-      </w:r>
-    </w:p>
-    <w:p>
-      <w:pPr>
-        <w:spacing w:after="120" w:lineRule="auto"/>
-        <w:jc w:val="both"/>
-        <w:rPr>
-          <w:rFonts w:ascii="Times New Roman" w:cs="Times New Roman" w:eastAsia="Times New Roman" w:hAnsi="Times New Roman"/>
-          <w:sz w:val="24"/>
-          <w:szCs w:val="24"/>
-        </w:rPr>
-      </w:pPr>
-      <w:r>
-        <w:rPr>
-          <w:rFonts w:ascii="Times New Roman" w:hAnsi="Times New Roman"/>
-          <w:i/>
-          <w:color w:val="FF4400"/>
-          <w:sz w:val="24"/>
-        </w:rPr>
-        <w:t>Священик:</w:t>
-      </w:r>
-      <w:r>
-        <w:rPr>
-          <w:rFonts w:ascii="Times New Roman" w:hAnsi="Times New Roman"/>
-          <w:sz w:val="24"/>
-        </w:rPr>
-        <w:t xml:space="preserve"> Бо Ти Бог наш і Тобі славу возсилаємо: Отцю, і Сину, і Святому Духові, нині і повсякчас, і на віки віків.</w:t>
-      </w:r>
-    </w:p>
-    <w:p>
-      <w:pPr>
-        <w:spacing w:after="120" w:lineRule="auto"/>
-        <w:jc w:val="both"/>
-        <w:rPr>
-          <w:rFonts w:ascii="Times New Roman" w:cs="Times New Roman" w:eastAsia="Times New Roman" w:hAnsi="Times New Roman"/>
-          <w:sz w:val="24"/>
-          <w:szCs w:val="24"/>
-        </w:rPr>
-      </w:pPr>
-      <w:r>
-        <w:rPr>
-          <w:rFonts w:ascii="Times New Roman" w:cs="Times New Roman" w:eastAsia="Times New Roman" w:hAnsi="Times New Roman"/>
-          <w:i w:val="1"/>
-          <w:color w:val="ff0000"/>
-          <w:sz w:val="24"/>
-          <w:szCs w:val="24"/>
-          <w:rtl w:val="0"/>
-        </w:rPr>
-        <w:t xml:space="preserve">Вірні:</w:t>
-      </w:r>
-      <w:r>
-        <w:rPr>
-          <w:rFonts w:ascii="Times New Roman" w:cs="Times New Roman" w:eastAsia="Times New Roman" w:hAnsi="Times New Roman"/>
-          <w:color w:val="ff0000"/>
-          <w:sz w:val="24"/>
-          <w:szCs w:val="24"/>
-          <w:rtl w:val="0"/>
-        </w:rPr>
-        <w:t xml:space="preserve"> </w:t>
-      </w:r>
-      <w:r>
-        <w:rPr>
-          <w:rFonts w:ascii="Times New Roman" w:cs="Times New Roman" w:eastAsia="Times New Roman" w:hAnsi="Times New Roman"/>
-          <w:sz w:val="24"/>
-          <w:szCs w:val="24"/>
-          <w:rtl w:val="0"/>
-        </w:rPr>
-        <w:t xml:space="preserve">Амінь.</w:t>
-      </w:r>
-    </w:p>
-    <w:p>
-      <w:pPr>
-        <w:spacing w:after="120" w:lineRule="auto"/>
-        <w:jc w:val="both"/>
-        <w:rPr>
-          <w:rFonts w:ascii="Times New Roman" w:cs="Times New Roman" w:eastAsia="Times New Roman" w:hAnsi="Times New Roman"/>
-          <w:sz w:val="24"/>
-          <w:szCs w:val="24"/>
-        </w:rPr>
-      </w:pPr>
-      <w:r>
-        <w:rPr>
-          <w:rtl w:val="0"/>
-        </w:rPr>
-      </w:r>
-    </w:p>
-    <w:p>
-      <w:pPr>
-        <w:spacing w:after="120" w:lineRule="auto"/>
-        <w:jc w:val="both"/>
-        <w:rPr>
-          <w:rFonts w:ascii="Times New Roman" w:cs="Times New Roman" w:eastAsia="Times New Roman" w:hAnsi="Times New Roman"/>
-          <w:sz w:val="24"/>
-          <w:szCs w:val="24"/>
-        </w:rPr>
-      </w:pPr>
-      <w:r>
-        <w:rPr>
-          <w:rtl w:val="0"/>
-        </w:rPr>
-      </w:r>
-    </w:p>
-    <w:p>
-      <w:pPr>
-        <w:spacing w:after="120" w:lineRule="auto"/>
-        <w:jc w:val="both"/>
-        <w:rPr>
-          <w:rFonts w:ascii="Times New Roman" w:cs="Times New Roman" w:eastAsia="Times New Roman" w:hAnsi="Times New Roman"/>
-          <w:i w:val="1"/>
+          <w:sz w:val="24"/>
+          <w:szCs w:val="24"/>
+          <w:rtl w:val="0"/>
+        </w:rPr>
+        <w:t xml:space="preserve"> Величає душа моя Господа,* і дух мій радіє в Бозі, Спасі моїм.</w:t>
+      </w:r>
+    </w:p>
+    <w:p>
+      <w:pPr>
+        <w:spacing w:after="120" w:lineRule="auto"/>
+        <w:jc w:val="both"/>
+        <w:rPr>
+          <w:rFonts w:ascii="Times New Roman" w:cs="Times New Roman" w:eastAsia="Times New Roman" w:hAnsi="Times New Roman"/>
+          <w:sz w:val="24"/>
+          <w:szCs w:val="24"/>
+        </w:rPr>
+      </w:pPr>
+      <w:r>
+        <w:rPr>
+          <w:rFonts w:ascii="Times New Roman" w:cs="Times New Roman" w:eastAsia="Times New Roman" w:hAnsi="Times New Roman"/>
+          <w:sz w:val="24"/>
+          <w:szCs w:val="24"/>
+          <w:rtl w:val="0"/>
+        </w:rPr>
+        <w:t xml:space="preserve">Чеснішу від херувимів,* і незрівнянно славнішу від серафимів,* що без зотління Бога Слово породила,* сущу Богородицю, тебе величаємо. </w:t>
+      </w:r>
+      <w:r>
+        <w:rPr>
+          <w:rFonts w:ascii="Times New Roman" w:cs="Times New Roman" w:eastAsia="Times New Roman" w:hAnsi="Times New Roman"/>
+          <w:i w:val="1"/>
+          <w:color w:val="ff0000"/>
+          <w:sz w:val="24"/>
+          <w:szCs w:val="24"/>
+          <w:rtl w:val="0"/>
+        </w:rPr>
+        <w:t xml:space="preserve">(після кожного стиха)</w:t>
+      </w:r>
+      <w:r>
+        <w:rPr>
+          <w:rFonts w:ascii="Times New Roman" w:cs="Times New Roman" w:eastAsia="Times New Roman" w:hAnsi="Times New Roman"/>
+          <w:sz w:val="24"/>
+          <w:szCs w:val="24"/>
+          <w:rtl w:val="0"/>
+        </w:rPr>
+        <w:t xml:space="preserve">.</w:t>
+      </w:r>
+    </w:p>
+    <w:p>
+      <w:pPr>
+        <w:spacing w:after="120" w:lineRule="auto"/>
+        <w:jc w:val="both"/>
+        <w:rPr>
+          <w:rFonts w:ascii="Times New Roman" w:cs="Times New Roman" w:eastAsia="Times New Roman" w:hAnsi="Times New Roman"/>
+          <w:sz w:val="24"/>
+          <w:szCs w:val="24"/>
+        </w:rPr>
+      </w:pPr>
+      <w:r>
+        <w:rPr>
+          <w:rFonts w:ascii="Times New Roman" w:cs="Times New Roman" w:eastAsia="Times New Roman" w:hAnsi="Times New Roman"/>
+          <w:sz w:val="24"/>
+          <w:szCs w:val="24"/>
+          <w:rtl w:val="0"/>
+        </w:rPr>
+        <w:t xml:space="preserve">Бо він зглянувся на покору слугині своєї,* ось бо віднині ублажатимуть мене всі роди.</w:t>
+      </w:r>
+    </w:p>
+    <w:p>
+      <w:pPr>
+        <w:spacing w:after="120" w:lineRule="auto"/>
+        <w:jc w:val="both"/>
+        <w:rPr>
+          <w:rFonts w:ascii="Times New Roman" w:cs="Times New Roman" w:eastAsia="Times New Roman" w:hAnsi="Times New Roman"/>
+          <w:sz w:val="24"/>
+          <w:szCs w:val="24"/>
+        </w:rPr>
+      </w:pPr>
+      <w:r>
+        <w:rPr>
+          <w:rFonts w:ascii="Times New Roman" w:cs="Times New Roman" w:eastAsia="Times New Roman" w:hAnsi="Times New Roman"/>
+          <w:sz w:val="24"/>
+          <w:szCs w:val="24"/>
+          <w:rtl w:val="0"/>
+        </w:rPr>
+        <w:t xml:space="preserve">Велике бо вчинив мені Всемогутній, і святе ім'я його.* Милосердя його з роду в рід на тих, які бояться його.</w:t>
+      </w:r>
+    </w:p>
+    <w:p>
+      <w:pPr>
+        <w:spacing w:after="120" w:lineRule="auto"/>
+        <w:jc w:val="both"/>
+        <w:rPr>
+          <w:rFonts w:ascii="Times New Roman" w:cs="Times New Roman" w:eastAsia="Times New Roman" w:hAnsi="Times New Roman"/>
+          <w:sz w:val="24"/>
+          <w:szCs w:val="24"/>
+        </w:rPr>
+      </w:pPr>
+      <w:r>
+        <w:rPr>
+          <w:rFonts w:ascii="Times New Roman" w:cs="Times New Roman" w:eastAsia="Times New Roman" w:hAnsi="Times New Roman"/>
+          <w:sz w:val="24"/>
+          <w:szCs w:val="24"/>
+          <w:rtl w:val="0"/>
+        </w:rPr>
+        <w:t xml:space="preserve">Він виявив потугу рамени свого,* розвіяв гордих у задумах їхніх сердець.</w:t>
+      </w:r>
+    </w:p>
+    <w:p>
+      <w:pPr>
+        <w:spacing w:after="120" w:lineRule="auto"/>
+        <w:jc w:val="both"/>
+        <w:rPr>
+          <w:rFonts w:ascii="Times New Roman" w:cs="Times New Roman" w:eastAsia="Times New Roman" w:hAnsi="Times New Roman"/>
+          <w:sz w:val="24"/>
+          <w:szCs w:val="24"/>
+        </w:rPr>
+      </w:pPr>
+      <w:r>
+        <w:rPr>
+          <w:rFonts w:ascii="Times New Roman" w:cs="Times New Roman" w:eastAsia="Times New Roman" w:hAnsi="Times New Roman"/>
+          <w:sz w:val="24"/>
+          <w:szCs w:val="24"/>
+          <w:rtl w:val="0"/>
+        </w:rPr>
+        <w:t xml:space="preserve">Могутніх скинув з престолів, підняв угору смиренних;* наситив благами голодних, багатих же відіслав з порожніми руками.</w:t>
+      </w:r>
+    </w:p>
+    <w:p>
+      <w:pPr>
+        <w:spacing w:after="120" w:lineRule="auto"/>
+        <w:jc w:val="both"/>
+        <w:rPr>
+          <w:rFonts w:ascii="Times New Roman" w:cs="Times New Roman" w:eastAsia="Times New Roman" w:hAnsi="Times New Roman"/>
+          <w:sz w:val="24"/>
+          <w:szCs w:val="24"/>
+        </w:rPr>
+      </w:pPr>
+      <w:r>
+        <w:rPr>
+          <w:rFonts w:ascii="Times New Roman" w:cs="Times New Roman" w:eastAsia="Times New Roman" w:hAnsi="Times New Roman"/>
+          <w:sz w:val="24"/>
+          <w:szCs w:val="24"/>
+          <w:rtl w:val="0"/>
+        </w:rPr>
+        <w:t xml:space="preserve">Він пригорнув Ізраїля, слугу свого, згадавши своє милосердя,* як обіцяв був батькам нашим – Авраамові і його потомству повіки.</w:t>
+      </w:r>
+    </w:p>
+    <w:p>
+      <w:pPr>
+        <w:spacing w:after="120" w:lineRule="auto"/>
+        <w:jc w:val="both"/>
+        <w:rPr>
+          <w:rFonts w:ascii="Times New Roman" w:cs="Times New Roman" w:eastAsia="Times New Roman" w:hAnsi="Times New Roman"/>
           <w:sz w:val="24"/>
           <w:szCs w:val="24"/>
         </w:rPr>
@@ -12922,599 +15136,6 @@
     <w:p>
       <w:pPr>
         <w:pStyle w:val="Heading3"/>
-        <w:spacing w:after="120" w:before="0" w:lineRule="auto"/>
-        <w:jc w:val="center"/>
-        <w:rPr>
-          <w:rFonts w:ascii="Times New Roman" w:cs="Times New Roman" w:eastAsia="Times New Roman" w:hAnsi="Times New Roman"/>
-          <w:i w:val="1"/>
-          <w:color w:val="ff0000"/>
-        </w:rPr>
-      </w:pPr>
-      <w:r>
-        <w:rPr>
-          <w:rFonts w:ascii="Times New Roman" w:cs="Times New Roman" w:eastAsia="Times New Roman" w:hAnsi="Times New Roman"/>
-          <w:b w:val="1"/>
-          <w:i w:val="1"/>
-          <w:color w:val="ff0000"/>
-          <w:rtl w:val="0"/>
-        </w:rPr>
-        <w:t xml:space="preserve">Мала єктенія</w:t>
-      </w:r>
-      <w:r>
-        <w:rPr>
-          <w:rtl w:val="0"/>
-        </w:rPr>
-      </w:r>
-    </w:p>
-    <w:p>
-      <w:pPr>
-        <w:spacing w:after="120" w:lineRule="auto"/>
-        <w:jc w:val="both"/>
-        <w:rPr>
-          <w:rFonts w:ascii="Times New Roman" w:cs="Times New Roman" w:eastAsia="Times New Roman" w:hAnsi="Times New Roman"/>
-          <w:i w:val="1"/>
-          <w:color w:val="000000"/>
-          <w:sz w:val="24"/>
-          <w:szCs w:val="24"/>
-        </w:rPr>
-      </w:pPr>
-      <w:r>
-        <w:rPr>
-          <w:rFonts w:ascii="Times New Roman" w:cs="Times New Roman" w:eastAsia="Times New Roman" w:hAnsi="Times New Roman"/>
-          <w:color w:val="000000"/>
-          <w:sz w:val="24"/>
-          <w:szCs w:val="24"/>
-          <w:rtl w:val="0"/>
-        </w:rPr>
-        <w:t xml:space="preserve">Ще і ще в мирі Господеві помолімся.</w:t>
-      </w:r>
-      <w:r>
-        <w:rPr>
-          <w:rtl w:val="0"/>
-        </w:rPr>
-      </w:r>
-    </w:p>
-    <w:p>
-      <w:pPr>
-        <w:spacing w:after="120" w:lineRule="auto"/>
-        <w:jc w:val="both"/>
-        <w:rPr>
-          <w:rFonts w:ascii="Times New Roman" w:cs="Times New Roman" w:eastAsia="Times New Roman" w:hAnsi="Times New Roman"/>
-          <w:i w:val="1"/>
-          <w:color w:val="000000"/>
-          <w:sz w:val="24"/>
-          <w:szCs w:val="24"/>
-        </w:rPr>
-      </w:pPr>
-      <w:r>
-        <w:rPr>
-          <w:rFonts w:ascii="Times New Roman" w:cs="Times New Roman" w:eastAsia="Times New Roman" w:hAnsi="Times New Roman"/>
-          <w:i w:val="1"/>
-          <w:color w:val="ff0000"/>
-          <w:sz w:val="24"/>
-          <w:szCs w:val="24"/>
-          <w:rtl w:val="0"/>
-        </w:rPr>
-        <w:t xml:space="preserve">Вірні:</w:t>
-      </w:r>
-      <w:r>
-        <w:rPr>
-          <w:rFonts w:ascii="Times New Roman" w:cs="Times New Roman" w:eastAsia="Times New Roman" w:hAnsi="Times New Roman"/>
-          <w:color w:val="000000"/>
-          <w:sz w:val="24"/>
-          <w:szCs w:val="24"/>
-          <w:rtl w:val="0"/>
-        </w:rPr>
-        <w:t xml:space="preserve"> Господи, помилуй.</w:t>
-      </w:r>
-      <w:r>
-        <w:rPr>
-          <w:rtl w:val="0"/>
-        </w:rPr>
-      </w:r>
-    </w:p>
-    <w:p>
-      <w:pPr>
-        <w:spacing w:after="120" w:lineRule="auto"/>
-        <w:jc w:val="both"/>
-        <w:rPr>
-          <w:rFonts w:ascii="Times New Roman" w:cs="Times New Roman" w:eastAsia="Times New Roman" w:hAnsi="Times New Roman"/>
-          <w:i w:val="1"/>
-          <w:color w:val="000000"/>
-          <w:sz w:val="24"/>
-          <w:szCs w:val="24"/>
-        </w:rPr>
-      </w:pPr>
-      <w:r>
-        <w:rPr>
-          <w:rFonts w:ascii="Times New Roman" w:cs="Times New Roman" w:eastAsia="Times New Roman" w:hAnsi="Times New Roman"/>
-          <w:color w:val="000000"/>
-          <w:sz w:val="24"/>
-          <w:szCs w:val="24"/>
-          <w:rtl w:val="0"/>
-        </w:rPr>
-        <w:t xml:space="preserve">Заступи, спаси, помилуй і охорони нас, Боже, твоєю благодаттю.</w:t>
-      </w:r>
-      <w:r>
-        <w:rPr>
-          <w:rtl w:val="0"/>
-        </w:rPr>
-      </w:r>
-    </w:p>
-    <w:p>
-      <w:pPr>
-        <w:spacing w:after="120" w:lineRule="auto"/>
-        <w:jc w:val="both"/>
-        <w:rPr>
-          <w:rFonts w:ascii="Times New Roman" w:cs="Times New Roman" w:eastAsia="Times New Roman" w:hAnsi="Times New Roman"/>
-          <w:i w:val="1"/>
-          <w:color w:val="000000"/>
-          <w:sz w:val="24"/>
-          <w:szCs w:val="24"/>
-        </w:rPr>
-      </w:pPr>
-      <w:r>
-        <w:rPr>
-          <w:rFonts w:ascii="Times New Roman" w:cs="Times New Roman" w:eastAsia="Times New Roman" w:hAnsi="Times New Roman"/>
-          <w:i w:val="1"/>
-          <w:color w:val="ff0000"/>
-          <w:sz w:val="24"/>
-          <w:szCs w:val="24"/>
-          <w:rtl w:val="0"/>
-        </w:rPr>
-        <w:t xml:space="preserve">Вірні:</w:t>
-      </w:r>
-      <w:r>
-        <w:rPr>
-          <w:rFonts w:ascii="Times New Roman" w:cs="Times New Roman" w:eastAsia="Times New Roman" w:hAnsi="Times New Roman"/>
-          <w:color w:val="000000"/>
-          <w:sz w:val="24"/>
-          <w:szCs w:val="24"/>
-          <w:rtl w:val="0"/>
-        </w:rPr>
-        <w:t xml:space="preserve"> Господи, помилуй.</w:t>
-      </w:r>
-      <w:r>
-        <w:rPr>
-          <w:rtl w:val="0"/>
-        </w:rPr>
-      </w:r>
-    </w:p>
-    <w:p>
-      <w:pPr>
-        <w:spacing w:after="120" w:lineRule="auto"/>
-        <w:jc w:val="both"/>
-        <w:rPr>
-          <w:rFonts w:ascii="Times New Roman" w:cs="Times New Roman" w:eastAsia="Times New Roman" w:hAnsi="Times New Roman"/>
-          <w:i w:val="1"/>
-          <w:color w:val="000000"/>
-          <w:sz w:val="24"/>
-          <w:szCs w:val="24"/>
-        </w:rPr>
-      </w:pPr>
-      <w:r>
-        <w:rPr>
-          <w:rFonts w:ascii="Times New Roman" w:cs="Times New Roman" w:eastAsia="Times New Roman" w:hAnsi="Times New Roman"/>
-          <w:color w:val="000000"/>
-          <w:sz w:val="24"/>
-          <w:szCs w:val="24"/>
-          <w:rtl w:val="0"/>
-        </w:rPr>
-        <w:t xml:space="preserve">Пресвяту, пречисту, преблагословенну, славну Владичицю нашу Богородицю і приснодіву Марію, з усіма святими пом'янувши, самі себе, і один одного, і все життя наше Христу Богові віддаймо.</w:t>
-      </w:r>
-      <w:r>
-        <w:rPr>
-          <w:rtl w:val="0"/>
-        </w:rPr>
-      </w:r>
-    </w:p>
-    <w:p>
-      <w:pPr>
-        <w:spacing w:after="120" w:lineRule="auto"/>
-        <w:jc w:val="both"/>
-        <w:rPr>
-          <w:rFonts w:ascii="Times New Roman" w:cs="Times New Roman" w:eastAsia="Times New Roman" w:hAnsi="Times New Roman"/>
-          <w:i w:val="1"/>
-          <w:color w:val="000000"/>
-          <w:sz w:val="24"/>
-          <w:szCs w:val="24"/>
-        </w:rPr>
-      </w:pPr>
-      <w:r>
-        <w:rPr>
-          <w:rFonts w:ascii="Times New Roman" w:cs="Times New Roman" w:eastAsia="Times New Roman" w:hAnsi="Times New Roman"/>
-          <w:i w:val="1"/>
-          <w:color w:val="ff0000"/>
-          <w:sz w:val="24"/>
-          <w:szCs w:val="24"/>
-          <w:rtl w:val="0"/>
-        </w:rPr>
-        <w:t xml:space="preserve">Вірні:</w:t>
-      </w:r>
-      <w:r>
-        <w:rPr>
-          <w:rFonts w:ascii="Times New Roman" w:cs="Times New Roman" w:eastAsia="Times New Roman" w:hAnsi="Times New Roman"/>
-          <w:color w:val="000000"/>
-          <w:sz w:val="24"/>
-          <w:szCs w:val="24"/>
-          <w:rtl w:val="0"/>
-        </w:rPr>
-        <w:t xml:space="preserve"> Тобі, Господи.</w:t>
-      </w:r>
-      <w:r>
-        <w:rPr>
-          <w:rtl w:val="0"/>
-        </w:rPr>
-      </w:r>
-    </w:p>
-    <w:p>
-      <w:pPr>
-        <w:spacing w:after="120" w:lineRule="auto"/>
-        <w:jc w:val="both"/>
-        <w:rPr>
-          <w:rFonts w:ascii="Times New Roman" w:cs="Times New Roman" w:eastAsia="Times New Roman" w:hAnsi="Times New Roman"/>
-          <w:sz w:val="24"/>
-          <w:szCs w:val="24"/>
-          <w:u w:val="single"/>
-        </w:rPr>
-      </w:pPr>
-      <w:bookmarkStart w:colFirst="0" w:colLast="0" w:name="_heading=h.30j0zll" w:id="1"/>
-      <w:bookmarkEnd w:id="1"/>
-      <w:r>
-        <w:rPr>
-          <w:rFonts w:ascii="Times New Roman" w:cs="Times New Roman" w:eastAsia="Times New Roman" w:hAnsi="Times New Roman"/>
-          <w:sz w:val="24"/>
-          <w:szCs w:val="24"/>
-          <w:u w:val="single"/>
-          <w:rtl w:val="0"/>
-        </w:rPr>
-        <w:t xml:space="preserve">[Дякуємо тобі, Господи, Боже спасіння нашого, бо ти все робиш для добра життя нашого, щоб ми завжди на тебе споглядали, Спасителю й Доброчинцю душ наших. Бо ти дав спокій нам у час минулої ночі й підвів нас, щоб ми поклонялися величному імені твоєму. Тому молимо тебе, Господи: Дай нам ласку й силу, щоб ми стали гідними співати тобі розумно й молитися безупинно та в страсі і тремтінні над нашим спасінням працювали, при заступництві Христа твого. Пом'яни, Господи, і тих, що вночі до тебе кличуть. Вислухай їх і помилуй, і круши під ноги їх невидимих і войовничих ворогів.]</w:t>
-      </w:r>
-    </w:p>
-    <w:p>
-      <w:pPr>
-        <w:spacing w:after="120" w:lineRule="auto"/>
-        <w:jc w:val="both"/>
-        <w:rPr>
-          <w:rFonts w:ascii="Times New Roman" w:cs="Times New Roman" w:eastAsia="Times New Roman" w:hAnsi="Times New Roman"/>
-          <w:sz w:val="24"/>
-          <w:szCs w:val="24"/>
-        </w:rPr>
-      </w:pPr>
-      <w:r>
-        <w:rPr>
-          <w:rFonts w:ascii="Times New Roman" w:hAnsi="Times New Roman"/>
-          <w:i/>
-          <w:color w:val="FF4400"/>
-          <w:sz w:val="24"/>
-        </w:rPr>
-        <w:t>Священик:</w:t>
-      </w:r>
-      <w:r>
-        <w:rPr>
-          <w:rFonts w:ascii="Times New Roman" w:hAnsi="Times New Roman"/>
-          <w:sz w:val="24"/>
-        </w:rPr>
-        <w:t xml:space="preserve"> Бо Ти цар миру і Спас душ наших і Тобі славу возсилаємо: Отцю, і Сину, і Святому Духові, нині і повсякчас, і на віки віків.</w:t>
-      </w:r>
-    </w:p>
-    <w:p>
-      <w:pPr>
-        <w:spacing w:after="120" w:lineRule="auto"/>
-        <w:jc w:val="both"/>
-        <w:rPr>
-          <w:rFonts w:ascii="Times New Roman" w:cs="Times New Roman" w:eastAsia="Times New Roman" w:hAnsi="Times New Roman"/>
-          <w:i w:val="1"/>
-          <w:sz w:val="24"/>
-          <w:szCs w:val="24"/>
-        </w:rPr>
-      </w:pPr>
-      <w:r>
-        <w:rPr>
-          <w:rFonts w:ascii="Times New Roman" w:cs="Times New Roman" w:eastAsia="Times New Roman" w:hAnsi="Times New Roman"/>
-          <w:i w:val="1"/>
-          <w:color w:val="ff0000"/>
-          <w:sz w:val="24"/>
-          <w:szCs w:val="24"/>
-          <w:rtl w:val="0"/>
-        </w:rPr>
-        <w:t xml:space="preserve">Вірні:</w:t>
-      </w:r>
-      <w:r>
-        <w:rPr>
-          <w:rFonts w:ascii="Times New Roman" w:cs="Times New Roman" w:eastAsia="Times New Roman" w:hAnsi="Times New Roman"/>
-          <w:color w:val="ff0000"/>
-          <w:sz w:val="24"/>
-          <w:szCs w:val="24"/>
-          <w:rtl w:val="0"/>
-        </w:rPr>
-        <w:t xml:space="preserve"> </w:t>
-      </w:r>
-      <w:r>
-        <w:rPr>
-          <w:rFonts w:ascii="Times New Roman" w:cs="Times New Roman" w:eastAsia="Times New Roman" w:hAnsi="Times New Roman"/>
-          <w:sz w:val="24"/>
-          <w:szCs w:val="24"/>
-          <w:rtl w:val="0"/>
-        </w:rPr>
-        <w:t xml:space="preserve">Амінь</w:t>
-      </w:r>
-      <w:r>
-        <w:rPr>
-          <w:rFonts w:ascii="Times New Roman" w:cs="Times New Roman" w:eastAsia="Times New Roman" w:hAnsi="Times New Roman"/>
-          <w:i w:val="1"/>
-          <w:sz w:val="24"/>
-          <w:szCs w:val="24"/>
-          <w:rtl w:val="0"/>
-        </w:rPr>
-        <w:t xml:space="preserve">.</w:t>
-      </w:r>
-    </w:p>
-    <w:p>
-      <w:pPr>
-        <w:spacing w:after="120" w:lineRule="auto"/>
-        <w:jc w:val="both"/>
-        <w:rPr>
-          <w:rFonts w:ascii="Times New Roman" w:cs="Times New Roman" w:eastAsia="Times New Roman" w:hAnsi="Times New Roman"/>
-          <w:i w:val="1"/>
-          <w:sz w:val="24"/>
-          <w:szCs w:val="24"/>
-        </w:rPr>
-      </w:pPr>
-      <w:r>
-        <w:rPr>
-          <w:rtl w:val="0"/>
-        </w:rPr>
-      </w:r>
-    </w:p>
-    <w:p>
-      <w:pPr>
-        <w:spacing w:after="120" w:lineRule="auto"/>
-        <w:jc w:val="both"/>
-        <w:rPr>
-          <w:rFonts w:ascii="Times New Roman" w:cs="Times New Roman" w:eastAsia="Times New Roman" w:hAnsi="Times New Roman"/>
-          <w:sz w:val="24"/>
-          <w:szCs w:val="24"/>
-        </w:rPr>
-      </w:pPr>
-      <w:r>
-        <w:rPr>
-          <w:rtl w:val="0"/>
-        </w:rPr>
-      </w:r>
-    </w:p>
-    <w:p>
-      <w:pPr>
-        <w:pStyle w:val="Heading3"/>
-        <w:spacing w:after="120" w:before="0" w:lineRule="auto"/>
-        <w:jc w:val="center"/>
-        <w:rPr>
-          <w:rFonts w:ascii="Times New Roman" w:cs="Times New Roman" w:eastAsia="Times New Roman" w:hAnsi="Times New Roman"/>
-          <w:b w:val="1"/>
-          <w:i w:val="1"/>
-          <w:color w:val="ff0000"/>
-        </w:rPr>
-      </w:pPr>
-      <w:r>
-        <w:rPr>
-          <w:rFonts w:ascii="Times New Roman" w:cs="Times New Roman" w:eastAsia="Times New Roman" w:hAnsi="Times New Roman"/>
-          <w:b w:val="1"/>
-          <w:i w:val="1"/>
-          <w:color w:val="ff0000"/>
-          <w:rtl w:val="0"/>
-        </w:rPr>
-        <w:t xml:space="preserve">Пісня Богородиці</w:t>
-      </w:r>
-    </w:p>
-    <w:p>
-      <w:pPr>
-        <w:spacing w:after="120" w:lineRule="auto"/>
-        <w:jc w:val="both"/>
-        <w:rPr>
-          <w:rFonts w:ascii="Times New Roman" w:cs="Times New Roman" w:eastAsia="Times New Roman" w:hAnsi="Times New Roman"/>
-          <w:sz w:val="24"/>
-          <w:szCs w:val="24"/>
-        </w:rPr>
-      </w:pPr>
-      <w:r>
-        <w:rPr>
-          <w:rFonts w:ascii="Times New Roman" w:cs="Times New Roman" w:eastAsia="Times New Roman" w:hAnsi="Times New Roman"/>
-          <w:sz w:val="24"/>
-          <w:szCs w:val="24"/>
-          <w:rtl w:val="0"/>
-        </w:rPr>
-        <w:t xml:space="preserve">Богородицю і Матір Світла піснями звеличаймо.</w:t>
-      </w:r>
-    </w:p>
-    <w:p>
-      <w:pPr>
-        <w:spacing w:after="120" w:lineRule="auto"/>
-        <w:jc w:val="both"/>
-        <w:rPr>
-          <w:rFonts w:ascii="Times New Roman" w:cs="Times New Roman" w:eastAsia="Times New Roman" w:hAnsi="Times New Roman"/>
-          <w:sz w:val="24"/>
-          <w:szCs w:val="24"/>
-        </w:rPr>
-      </w:pPr>
-      <w:r>
-        <w:rPr>
-          <w:rFonts w:ascii="Times New Roman" w:cs="Times New Roman" w:eastAsia="Times New Roman" w:hAnsi="Times New Roman"/>
-          <w:i w:val="1"/>
-          <w:color w:val="ff0000"/>
-          <w:sz w:val="24"/>
-          <w:szCs w:val="24"/>
-          <w:rtl w:val="0"/>
-        </w:rPr>
-        <w:t xml:space="preserve">Вірні:</w:t>
-      </w:r>
-      <w:r>
-        <w:rPr>
-          <w:rFonts w:ascii="Times New Roman" w:cs="Times New Roman" w:eastAsia="Times New Roman" w:hAnsi="Times New Roman"/>
-          <w:sz w:val="24"/>
-          <w:szCs w:val="24"/>
-          <w:rtl w:val="0"/>
-        </w:rPr>
-        <w:t xml:space="preserve"> Величає душа моя Господа,* і дух мій радіє в Бозі, Спасі моїм.</w:t>
-      </w:r>
-    </w:p>
-    <w:p>
-      <w:pPr>
-        <w:spacing w:after="120" w:lineRule="auto"/>
-        <w:jc w:val="both"/>
-        <w:rPr>
-          <w:rFonts w:ascii="Times New Roman" w:cs="Times New Roman" w:eastAsia="Times New Roman" w:hAnsi="Times New Roman"/>
-          <w:sz w:val="24"/>
-          <w:szCs w:val="24"/>
-        </w:rPr>
-      </w:pPr>
-      <w:r>
-        <w:rPr>
-          <w:rFonts w:ascii="Times New Roman" w:cs="Times New Roman" w:eastAsia="Times New Roman" w:hAnsi="Times New Roman"/>
-          <w:sz w:val="24"/>
-          <w:szCs w:val="24"/>
-          <w:rtl w:val="0"/>
-        </w:rPr>
-        <w:t xml:space="preserve">Чеснішу від херувимів,* і незрівнянно славнішу від серафимів,* що без зотління Бога Слово породила,* сущу Богородицю, тебе величаємо. </w:t>
-      </w:r>
-      <w:r>
-        <w:rPr>
-          <w:rFonts w:ascii="Times New Roman" w:cs="Times New Roman" w:eastAsia="Times New Roman" w:hAnsi="Times New Roman"/>
-          <w:i w:val="1"/>
-          <w:color w:val="ff0000"/>
-          <w:sz w:val="24"/>
-          <w:szCs w:val="24"/>
-          <w:rtl w:val="0"/>
-        </w:rPr>
-        <w:t xml:space="preserve">(після кожного стиха)</w:t>
-      </w:r>
-      <w:r>
-        <w:rPr>
-          <w:rFonts w:ascii="Times New Roman" w:cs="Times New Roman" w:eastAsia="Times New Roman" w:hAnsi="Times New Roman"/>
-          <w:sz w:val="24"/>
-          <w:szCs w:val="24"/>
-          <w:rtl w:val="0"/>
-        </w:rPr>
-        <w:t xml:space="preserve">.</w:t>
-      </w:r>
-    </w:p>
-    <w:p>
-      <w:pPr>
-        <w:spacing w:after="120" w:lineRule="auto"/>
-        <w:jc w:val="both"/>
-        <w:rPr>
-          <w:rFonts w:ascii="Times New Roman" w:cs="Times New Roman" w:eastAsia="Times New Roman" w:hAnsi="Times New Roman"/>
-          <w:sz w:val="24"/>
-          <w:szCs w:val="24"/>
-        </w:rPr>
-      </w:pPr>
-      <w:r>
-        <w:rPr>
-          <w:rFonts w:ascii="Times New Roman" w:cs="Times New Roman" w:eastAsia="Times New Roman" w:hAnsi="Times New Roman"/>
-          <w:sz w:val="24"/>
-          <w:szCs w:val="24"/>
-          <w:rtl w:val="0"/>
-        </w:rPr>
-        <w:t xml:space="preserve">Бо він зглянувся на покору слугині своєї,* ось бо віднині ублажатимуть мене всі роди.</w:t>
-      </w:r>
-    </w:p>
-    <w:p>
-      <w:pPr>
-        <w:spacing w:after="120" w:lineRule="auto"/>
-        <w:jc w:val="both"/>
-        <w:rPr>
-          <w:rFonts w:ascii="Times New Roman" w:cs="Times New Roman" w:eastAsia="Times New Roman" w:hAnsi="Times New Roman"/>
-          <w:sz w:val="24"/>
-          <w:szCs w:val="24"/>
-        </w:rPr>
-      </w:pPr>
-      <w:r>
-        <w:rPr>
-          <w:rFonts w:ascii="Times New Roman" w:cs="Times New Roman" w:eastAsia="Times New Roman" w:hAnsi="Times New Roman"/>
-          <w:sz w:val="24"/>
-          <w:szCs w:val="24"/>
-          <w:rtl w:val="0"/>
-        </w:rPr>
-        <w:t xml:space="preserve">Велике бо вчинив мені Всемогутній, і святе ім'я його.* Милосердя його з роду в рід на тих, які бояться його.</w:t>
-      </w:r>
-    </w:p>
-    <w:p>
-      <w:pPr>
-        <w:spacing w:after="120" w:lineRule="auto"/>
-        <w:jc w:val="both"/>
-        <w:rPr>
-          <w:rFonts w:ascii="Times New Roman" w:cs="Times New Roman" w:eastAsia="Times New Roman" w:hAnsi="Times New Roman"/>
-          <w:sz w:val="24"/>
-          <w:szCs w:val="24"/>
-        </w:rPr>
-      </w:pPr>
-      <w:r>
-        <w:rPr>
-          <w:rFonts w:ascii="Times New Roman" w:cs="Times New Roman" w:eastAsia="Times New Roman" w:hAnsi="Times New Roman"/>
-          <w:sz w:val="24"/>
-          <w:szCs w:val="24"/>
-          <w:rtl w:val="0"/>
-        </w:rPr>
-        <w:t xml:space="preserve">Він виявив потугу рамени свого,* розвіяв гордих у задумах їхніх сердець.</w:t>
-      </w:r>
-    </w:p>
-    <w:p>
-      <w:pPr>
-        <w:spacing w:after="120" w:lineRule="auto"/>
-        <w:jc w:val="both"/>
-        <w:rPr>
-          <w:rFonts w:ascii="Times New Roman" w:cs="Times New Roman" w:eastAsia="Times New Roman" w:hAnsi="Times New Roman"/>
-          <w:sz w:val="24"/>
-          <w:szCs w:val="24"/>
-        </w:rPr>
-      </w:pPr>
-      <w:r>
-        <w:rPr>
-          <w:rFonts w:ascii="Times New Roman" w:cs="Times New Roman" w:eastAsia="Times New Roman" w:hAnsi="Times New Roman"/>
-          <w:sz w:val="24"/>
-          <w:szCs w:val="24"/>
-          <w:rtl w:val="0"/>
-        </w:rPr>
-        <w:t xml:space="preserve">Могутніх скинув з престолів, підняв угору смиренних;* наситив благами голодних, багатих же відіслав з порожніми руками.</w:t>
-      </w:r>
-    </w:p>
-    <w:p>
-      <w:pPr>
-        <w:spacing w:after="120" w:lineRule="auto"/>
-        <w:jc w:val="both"/>
-        <w:rPr>
-          <w:rFonts w:ascii="Times New Roman" w:cs="Times New Roman" w:eastAsia="Times New Roman" w:hAnsi="Times New Roman"/>
-          <w:sz w:val="24"/>
-          <w:szCs w:val="24"/>
-        </w:rPr>
-      </w:pPr>
-      <w:r>
-        <w:rPr>
-          <w:rFonts w:ascii="Times New Roman" w:cs="Times New Roman" w:eastAsia="Times New Roman" w:hAnsi="Times New Roman"/>
-          <w:sz w:val="24"/>
-          <w:szCs w:val="24"/>
-          <w:rtl w:val="0"/>
-        </w:rPr>
-        <w:t xml:space="preserve">Він пригорнув Ізраїля, слугу свого, згадавши своє милосердя,* як обіцяв був батькам нашим – Авраамові і його потомству повіки.</w:t>
-      </w:r>
-    </w:p>
-    <w:p>
-      <w:pPr>
-        <w:spacing w:after="120" w:lineRule="auto"/>
-        <w:jc w:val="both"/>
-        <w:rPr>
-          <w:rFonts w:ascii="Times New Roman" w:cs="Times New Roman" w:eastAsia="Times New Roman" w:hAnsi="Times New Roman"/>
-          <w:sz w:val="24"/>
-          <w:szCs w:val="24"/>
-        </w:rPr>
-      </w:pPr>
-      <w:r>
-        <w:rPr>
-          <w:rtl w:val="0"/>
-        </w:rPr>
-      </w:r>
-    </w:p>
-    <w:p>
-      <w:pPr>
         <w:spacing w:after="120" w:lineRule="auto"/>
         <w:jc w:val="center"/>
         <w:rPr>
@@ -17063,6 +18684,7 @@
     <w:p>
       <w:pPr>
         <w:pStyle w:val="a"/>
+        <w:spacing w:after="160"/>
       </w:pPr>
       <w:r>
         <w:rPr>

--- a/flow/20230914_vu_template/drafts/2024-06-g/01-СБ-Юстина мч..docx
+++ b/flow/20230914_vu_template/drafts/2024-06-g/01-СБ-Юстина мч..docx
@@ -3194,20 +3194,75 @@
     </w:p>
     <w:p>
       <w:pPr>
-        <w:spacing w:after="120" w:lineRule="auto"/>
-        <w:jc w:val="both"/>
-        <w:rPr>
-          <w:rFonts w:ascii="Times New Roman" w:cs="Times New Roman" w:eastAsia="Times New Roman" w:hAnsi="Times New Roman"/>
-          <w:i w:val="1"/>
-          <w:color w:val="ff0000"/>
-          <w:sz w:val="24"/>
-          <w:szCs w:val="24"/>
-        </w:rPr>
-      </w:pPr>
-      <w:r>
-        <w:rPr>
-          <w:rtl w:val="0"/>
-        </w:rPr>
+        <w:pStyle w:val="a"/>
+      </w:pPr>
+      <w:r>
+        <w:rPr>
+          <w:rFonts w:ascii="Times New Roman" w:hAnsi="Times New Roman"/>
+          <w:i/>
+          <w:color w:val="FF0000"/>
+          <w:sz w:val="24"/>
+        </w:rPr>
+        <w:t xml:space="preserve">(г. 4, подібний: Як хороброго): </w:t>
+      </w:r>
+      <w:r>
+        <w:rPr>
+          <w:rFonts w:ascii="Times New Roman" w:hAnsi="Times New Roman"/>
+          <w:sz w:val="24"/>
+        </w:rPr>
+        <w:t xml:space="preserve">Ти, </w:t>
+      </w:r>
+      <w:r>
+        <w:rPr>
+          <w:rFonts w:ascii="Times New Roman" w:hAnsi="Times New Roman"/>
+          <w:sz w:val="24"/>
+        </w:rPr>
+        <w:t>c</w:t>
+      </w:r>
+      <w:r>
+        <w:rPr>
+          <w:rFonts w:ascii="Times New Roman" w:hAnsi="Times New Roman"/>
+          <w:sz w:val="24"/>
+        </w:rPr>
+        <w:t xml:space="preserve">лавний, зодягнувся* у багряницю, обагрену кров'ю твого тіла,* тобто божественною благодаттю,* і голову свою ти прикрасив* вінком життя нетлінного.* Несучи в правиці, немов берло,* хресне переможне знамення,* всемудрий </w:t>
+      </w:r>
+      <w:r>
+        <w:rPr>
+          <w:rFonts w:ascii="Times New Roman" w:hAnsi="Times New Roman"/>
+          <w:sz w:val="24"/>
+        </w:rPr>
+        <w:t>м</w:t>
+      </w:r>
+      <w:r>
+        <w:rPr>
+          <w:rFonts w:ascii="Times New Roman" w:hAnsi="Times New Roman"/>
+          <w:sz w:val="24"/>
+        </w:rPr>
+        <w:t>ученику</w:t>
+      </w:r>
+      <w:r>
+        <w:rPr>
+          <w:rFonts w:ascii="Times New Roman" w:hAnsi="Times New Roman"/>
+          <w:sz w:val="24"/>
+        </w:rPr>
+        <w:t xml:space="preserve"> </w:t>
+      </w:r>
+      <w:r>
+        <w:rPr>
+          <w:rFonts w:ascii="Times New Roman" w:hAnsi="Times New Roman"/>
+          <w:i w:val="0"/>
+          <w:color w:val="000000"/>
+          <w:sz w:val="24"/>
+          <w:highlight w:val="yellow"/>
+        </w:rPr>
+        <w:t>Юстине</w:t>
+      </w:r>
+      <w:r>
+        <w:rPr>
+          <w:rFonts w:ascii="Times New Roman" w:hAnsi="Times New Roman"/>
+          <w:sz w:val="24"/>
+        </w:rPr>
+        <w:t>,* царюєш з Христом, постійно радіючи.</w:t>
       </w:r>
     </w:p>
     <w:p>
@@ -3245,18 +3300,42 @@
     </w:p>
     <w:p>
       <w:pPr>
-        <w:spacing w:after="120" w:lineRule="auto"/>
-        <w:jc w:val="both"/>
-        <w:rPr>
-          <w:rFonts w:ascii="Times New Roman" w:cs="Times New Roman" w:eastAsia="Times New Roman" w:hAnsi="Times New Roman"/>
-          <w:sz w:val="24"/>
-          <w:szCs w:val="24"/>
-        </w:rPr>
-      </w:pPr>
-      <w:r>
-        <w:rPr>
-          <w:rtl w:val="0"/>
-        </w:rPr>
+        <w:pStyle w:val="a"/>
+      </w:pPr>
+      <w:r>
+        <w:rPr>
+          <w:rFonts w:ascii="Times New Roman" w:hAnsi="Times New Roman"/>
+          <w:sz w:val="24"/>
+        </w:rPr>
+        <w:t xml:space="preserve">Ти, </w:t>
+      </w:r>
+      <w:r>
+        <w:rPr>
+          <w:rFonts w:ascii="Times New Roman" w:hAnsi="Times New Roman"/>
+          <w:sz w:val="24"/>
+        </w:rPr>
+        <w:t>c</w:t>
+      </w:r>
+      <w:r>
+        <w:rPr>
+          <w:rFonts w:ascii="Times New Roman" w:hAnsi="Times New Roman"/>
+          <w:sz w:val="24"/>
+        </w:rPr>
+        <w:t xml:space="preserve">лавний, був знаний* як непереможний воїн.* Озброєний хресним знаряддям,* ти вийшов на боротьбу* з ворожою силою* і переміг її, </w:t>
+      </w:r>
+      <w:r>
+        <w:rPr>
+          <w:rFonts w:ascii="Times New Roman" w:hAnsi="Times New Roman"/>
+          <w:sz w:val="24"/>
+        </w:rPr>
+        <w:t>сл</w:t>
+      </w:r>
+      <w:r>
+        <w:rPr>
+          <w:rFonts w:ascii="Times New Roman" w:hAnsi="Times New Roman"/>
+          <w:sz w:val="24"/>
+        </w:rPr>
+        <w:t>авний, в бою* та й прийняв вінок перемоги* від єдиного Переможця і Владики,* що повсякчасно царює.</w:t>
       </w:r>
     </w:p>
     <w:p>
@@ -3304,18 +3383,31 @@
     </w:p>
     <w:p>
       <w:pPr>
-        <w:spacing w:after="120" w:lineRule="auto"/>
-        <w:jc w:val="both"/>
-        <w:rPr>
-          <w:rFonts w:ascii="Times New Roman" w:cs="Times New Roman" w:eastAsia="Times New Roman" w:hAnsi="Times New Roman"/>
-          <w:sz w:val="24"/>
-          <w:szCs w:val="24"/>
-        </w:rPr>
-      </w:pPr>
-      <w:r>
-        <w:rPr>
-          <w:rtl w:val="0"/>
-        </w:rPr>
+        <w:pStyle w:val="a"/>
+      </w:pPr>
+      <w:r>
+        <w:rPr>
+          <w:rFonts w:ascii="Times New Roman" w:hAnsi="Times New Roman"/>
+          <w:sz w:val="24"/>
+        </w:rPr>
+        <w:t xml:space="preserve">Твоїми світлими стражданнями* ти, славний страждальнику </w:t>
+      </w:r>
+      <w:r>
+        <w:rPr>
+          <w:rFonts w:ascii="Times New Roman" w:hAnsi="Times New Roman"/>
+          <w:i w:val="0"/>
+          <w:color w:val="000000"/>
+          <w:sz w:val="24"/>
+          <w:highlight w:val="yellow"/>
+        </w:rPr>
+        <w:t>Юстине</w:t>
+      </w:r>
+      <w:r>
+        <w:rPr>
+          <w:rFonts w:ascii="Times New Roman" w:hAnsi="Times New Roman"/>
+          <w:sz w:val="24"/>
+        </w:rPr>
+        <w:t>* відобразив пречисті страждання* і явився переможцем* та й живеш, Страстотерпче, радіючи,* з усіма в небесній столиці,* обожений участю у Божому житті;* тому й ми звершуємо* твоє визначне і святе торжество.</w:t>
       </w:r>
     </w:p>
     <w:p>
@@ -3534,107 +3626,84 @@
     </w:p>
     <w:p>
       <w:pPr>
-        <w:spacing w:after="120" w:lineRule="auto"/>
-        <w:jc w:val="both"/>
-        <w:rPr>
-          <w:rFonts w:ascii="Times New Roman" w:cs="Times New Roman" w:eastAsia="Times New Roman" w:hAnsi="Times New Roman"/>
-          <w:b w:val="1"/>
-          <w:sz w:val="24"/>
-          <w:szCs w:val="24"/>
-        </w:rPr>
-      </w:pPr>
-      <w:r>
-        <w:rPr>
-          <w:rFonts w:ascii="Times New Roman" w:cs="Times New Roman" w:eastAsia="Times New Roman" w:hAnsi="Times New Roman"/>
-          <w:b w:val="1"/>
-          <w:sz w:val="24"/>
-          <w:szCs w:val="24"/>
-          <w:rtl w:val="0"/>
-        </w:rPr>
-        <w:t xml:space="preserve">Слава:</w:t>
-      </w:r>
-    </w:p>
-    <w:p>
-      <w:pPr>
-        <w:spacing w:after="120" w:lineRule="auto"/>
-        <w:jc w:val="both"/>
-        <w:rPr>
-          <w:rFonts w:ascii="Times New Roman" w:cs="Times New Roman" w:eastAsia="Times New Roman" w:hAnsi="Times New Roman"/>
-          <w:b w:val="1"/>
-          <w:sz w:val="24"/>
-          <w:szCs w:val="24"/>
-        </w:rPr>
-      </w:pPr>
-      <w:r>
-        <w:rPr>
-          <w:rtl w:val="0"/>
-        </w:rPr>
-      </w:r>
-    </w:p>
-    <w:p>
-      <w:pPr>
-        <w:spacing w:after="120" w:lineRule="auto"/>
-        <w:jc w:val="both"/>
-        <w:rPr>
-          <w:rFonts w:ascii="Times New Roman" w:cs="Times New Roman" w:eastAsia="Times New Roman" w:hAnsi="Times New Roman"/>
-          <w:sz w:val="24"/>
-          <w:szCs w:val="24"/>
-        </w:rPr>
-      </w:pPr>
-      <w:r>
-        <w:rPr>
-          <w:rFonts w:ascii="Times New Roman" w:cs="Times New Roman" w:eastAsia="Times New Roman" w:hAnsi="Times New Roman"/>
-          <w:b w:val="1"/>
-          <w:sz w:val="24"/>
-          <w:szCs w:val="24"/>
-          <w:rtl w:val="0"/>
-        </w:rPr>
-        <w:t xml:space="preserve">І нині</w:t>
-      </w:r>
-      <w:r>
-        <w:rPr>
-          <w:rFonts w:ascii="Times New Roman" w:cs="Times New Roman" w:eastAsia="Times New Roman" w:hAnsi="Times New Roman"/>
-          <w:sz w:val="24"/>
-          <w:szCs w:val="24"/>
-          <w:rtl w:val="0"/>
+        <w:pStyle w:val="a"/>
+      </w:pPr>
+      <w:r>
+        <w:rPr>
+          <w:rFonts w:ascii="Times New Roman" w:hAnsi="Times New Roman"/>
+          <w:b/>
+          <w:sz w:val="24"/>
+        </w:rPr>
+        <w:t xml:space="preserve">Слава </w:t>
+      </w:r>
+      <w:r>
+        <w:rPr>
+          <w:rFonts w:ascii="Times New Roman" w:hAnsi="Times New Roman"/>
+          <w:i/>
+          <w:color w:val="FF0000"/>
+          <w:sz w:val="24"/>
+        </w:rPr>
+        <w:t xml:space="preserve">(г. 6): </w:t>
+      </w:r>
+      <w:r>
+        <w:rPr>
+          <w:rFonts w:ascii="Times New Roman" w:hAnsi="Times New Roman"/>
+          <w:sz w:val="24"/>
+        </w:rPr>
+        <w:t xml:space="preserve">Нині вся вселенна просвічується промінням страстотерпця,* а Христова Церква, прикрашена квіттям, кличе до тебе, </w:t>
+      </w:r>
+      <w:r>
+        <w:rPr>
+          <w:rFonts w:ascii="Times New Roman" w:hAnsi="Times New Roman"/>
+          <w:i w:val="0"/>
+          <w:color w:val="000000"/>
+          <w:sz w:val="24"/>
+          <w:highlight w:val="yellow"/>
+        </w:rPr>
+        <w:t>Юстине</w:t>
+      </w:r>
+      <w:r>
+        <w:rPr>
+          <w:rFonts w:ascii="Times New Roman" w:hAnsi="Times New Roman"/>
+          <w:sz w:val="24"/>
+        </w:rPr>
+        <w:t>:* Угоднику Христовий і заступнику найщиріший,* не переставай молитися за нас до Господа.</w:t>
+      </w:r>
+    </w:p>
+    <w:p>
+      <w:pPr>
+        <w:spacing w:after="120"/>
+      </w:pPr>
+      <w:r>
+        <w:rPr>
+          <w:rFonts w:ascii="Times New Roman" w:hAnsi="Times New Roman"/>
+          <w:b/>
+          <w:sz w:val="24"/>
+        </w:rPr>
+        <w:t>І нині</w:t>
+      </w:r>
+      <w:r>
+        <w:rPr>
+          <w:rFonts w:ascii="Times New Roman" w:hAnsi="Times New Roman"/>
+          <w:sz w:val="24"/>
         </w:rPr>
         <w:t xml:space="preserve"> </w:t>
       </w:r>
       <w:r>
         <w:rPr>
-          <w:rFonts w:ascii="Times New Roman" w:cs="Times New Roman" w:eastAsia="Times New Roman" w:hAnsi="Times New Roman"/>
-          <w:i w:val="1"/>
-          <w:color w:val="ff0000"/>
-          <w:sz w:val="24"/>
-          <w:szCs w:val="24"/>
-          <w:rtl w:val="0"/>
-        </w:rPr>
-        <w:t xml:space="preserve">(догмат, г. 8):</w:t>
-      </w:r>
-      <w:r>
-        <w:rPr>
-          <w:rFonts w:ascii="Times New Roman" w:cs="Times New Roman" w:eastAsia="Times New Roman" w:hAnsi="Times New Roman"/>
-          <w:sz w:val="24"/>
-          <w:szCs w:val="24"/>
-          <w:rtl w:val="0"/>
+          <w:rFonts w:ascii="Times New Roman" w:hAnsi="Times New Roman"/>
+          <w:i/>
+          <w:color w:val="FF0000"/>
+          <w:sz w:val="24"/>
+        </w:rPr>
+        <w:t>(догмат, г. 8):</w:t>
+      </w:r>
+      <w:r>
+        <w:rPr>
+          <w:rFonts w:ascii="Times New Roman" w:hAnsi="Times New Roman"/>
+          <w:sz w:val="24"/>
         </w:rPr>
         <w:t xml:space="preserve"> Цар небесний з любови до людей на землі з'явився* і між людьми пожив;* бо від чистої Діви воплотився* і з неї вийшов, прийнявши тіло.* Він є Син один, дві у ньому природи, а не особи.* Тому, проповідуючи його, як досконалого Бога* і справді досконалу людину,* визнаємо Христа Бога нашого.* Моли його, Мати всечиста,* щоб були помилувані душі наші.</w:t>
-      </w:r>
-    </w:p>
-    <w:p>
-      <w:pPr>
-        <w:spacing w:after="120" w:lineRule="auto"/>
-        <w:jc w:val="both"/>
-        <w:rPr>
-          <w:rFonts w:ascii="Times New Roman" w:cs="Times New Roman" w:eastAsia="Times New Roman" w:hAnsi="Times New Roman"/>
-          <w:sz w:val="24"/>
-          <w:szCs w:val="24"/>
-        </w:rPr>
-      </w:pPr>
-      <w:r>
-        <w:rPr>
-          <w:rtl w:val="0"/>
-        </w:rPr>
       </w:r>
     </w:p>
     <w:p>
